--- a/docs/经典文本关联说明.docx
+++ b/docs/经典文本关联说明.docx
@@ -4,3129 +4,112 @@
   <w:body>
     <w:p>
       <w:pPr>
-        <w:jc w:val="left"/>
+        <w:spacing w:before="0" w:after="160" w:line="360" w:lineRule="auto"/>
+        <w:jc w:val="center"/>
       </w:pPr>
       <w:r>
         <w:rPr>
-          <w:rFonts w:ascii="黑体" w:hAnsi="黑体" w:eastAsia="黑体"/>
+          <w:rFonts w:ascii="宋体" w:hAnsi="宋体" w:eastAsia="宋体"/>
           <w:b/>
-          <w:sz w:val="44"/>
+          <w:color w:val="000000"/>
+          <w:sz w:val="32"/>
         </w:rPr>
         <w:t>经典文本关联说明</w:t>
       </w:r>
     </w:p>
     <w:p>
+      <w:pPr>
+        <w:spacing w:before="0" w:after="280" w:line="240" w:lineRule="auto"/>
+        <w:jc w:val="center"/>
+      </w:pPr>
       <w:r>
         <w:rPr>
           <w:rFonts w:ascii="宋体" w:hAnsi="宋体" w:eastAsia="宋体"/>
           <w:b w:val="0"/>
-          <w:color w:val="6A675E"/>
-          <w:sz w:val="22"/>
+          <w:color w:val="000000"/>
+          <w:sz w:val="21"/>
         </w:rPr>
-        <w:t>《杜诗星海》｜关联诗人：杜甫（主）· 李白 · 高适 · 岑参</w:t>
-      </w:r>
-    </w:p>
-    <w:p/>
-    <w:p>
-      <w:pPr>
-        <w:pStyle w:val="Heading1"/>
-      </w:pPr>
-      <w:r>
-        <w:t>一、这份说明要回答三个问题</w:t>
+        <w:t>（正文 420 字）</w:t>
       </w:r>
     </w:p>
     <w:p>
       <w:pPr>
-        <w:pStyle w:val="ListBullet"/>
+        <w:spacing w:line="360" w:lineRule="auto" w:before="0" w:after="0"/>
+        <w:ind w:firstLine="480" w:firstLineChars="200"/>
       </w:pPr>
       <w:r>
         <w:rPr>
           <w:rFonts w:ascii="宋体" w:hAnsi="宋体" w:eastAsia="宋体"/>
-          <w:sz w:val="21"/>
+          <w:b w:val="0"/>
+          <w:color w:val="000000"/>
+          <w:sz w:val="24"/>
         </w:rPr>
-        <w:t>凭什么说杜甫"沉郁顿挫"？——把它变成可以数的数字。</w:t>
+        <w:t>杜甫存诗 1,468 首。本作把它们放进一片由用词与意象决定的语义空间，使“沉郁顿挫”从形容词变成可被看见的位置与密度。</w:t>
       </w:r>
     </w:p>
     <w:p>
       <w:pPr>
-        <w:pStyle w:val="ListBullet"/>
-      </w:pPr>
-      <w:r>
-        <w:rPr>
-          <w:rFonts w:ascii="宋体" w:hAnsi="宋体" w:eastAsia="宋体"/>
-          <w:sz w:val="21"/>
-        </w:rPr>
-        <w:t>星海里那颗星凭什么在那儿？——坐标怎么算出来的，谁都能复核。</w:t>
-      </w:r>
-    </w:p>
-    <w:p>
-      <w:pPr>
-        <w:pStyle w:val="ListBullet"/>
-      </w:pPr>
-      <w:r>
-        <w:rPr>
-          <w:rFonts w:ascii="宋体" w:hAnsi="宋体" w:eastAsia="宋体"/>
-          <w:sz w:val="21"/>
-        </w:rPr>
-        <w:t>点开一首诗，屏幕上那些"依据""近邻""评点"是什么？——哪些是统计，哪些是解释。</w:t>
-      </w:r>
-    </w:p>
-    <w:p>
-      <w:pPr>
-        <w:ind w:firstLine="420"/>
-      </w:pPr>
-      <w:r>
-        <w:rPr>
-          <w:rFonts w:ascii="宋体" w:hAnsi="宋体" w:eastAsia="宋体"/>
-          <w:sz w:val="21"/>
-        </w:rPr>
-        <w:t>先说结论：本作不生产新的杜甫研究，它做的是把既有的判断（沉郁顿挫、诗史、集大成）翻译成一组可复核的量——用词、意象、体式、交游、历代评点——再让这些量决定空间位置。于是"沉郁"不再只是形容词，而是一片偏暗偏密的区域。</w:t>
-      </w:r>
-    </w:p>
-    <w:p>
-      <w:pPr>
-        <w:pStyle w:val="Heading1"/>
-      </w:pPr>
-      <w:r>
-        <w:t>二、语料与口径</w:t>
-      </w:r>
-    </w:p>
-    <w:p>
-      <w:pPr>
-        <w:ind w:firstLine="420"/>
-      </w:pPr>
-      <w:r>
-        <w:rPr>
-          <w:rFonts w:ascii="宋体" w:hAnsi="宋体" w:eastAsia="宋体"/>
-          <w:sz w:val="21"/>
-        </w:rPr>
-        <w:t>语料是杜甫现存全部诗作 1,468 首，正文合计 105,780 字（不含诗题）。所有统计结论都随作品导出了 CSV：诗目总表、意象计数、三维坐标、星团汇总，不打开网页也能逐条复核。</w:t>
-      </w:r>
-    </w:p>
-    <w:p>
-      <w:pPr>
-        <w:ind w:firstLine="420"/>
-      </w:pPr>
-      <w:r>
-        <w:rPr>
-          <w:rFonts w:ascii="宋体" w:hAnsi="宋体" w:eastAsia="宋体"/>
-          <w:sz w:val="21"/>
-        </w:rPr>
-        <w:t>这里有一条纪律：</w:t>
-      </w:r>
-      <w:r>
-        <w:rPr>
-          <w:rFonts w:ascii="宋体" w:hAnsi="宋体" w:eastAsia="宋体"/>
-          <w:b/>
-          <w:sz w:val="21"/>
-        </w:rPr>
-        <w:t>数字与判断分开写</w:t>
-      </w:r>
-      <w:r>
-        <w:rPr>
-          <w:rFonts w:ascii="宋体" w:hAnsi="宋体" w:eastAsia="宋体"/>
-          <w:sz w:val="21"/>
-        </w:rPr>
-        <w:t>。"病出现 162 次"是数字，可以复核；"所以显得沉郁"是判断，属于解释。文中凡出现判断，都会标明它是解释。</w:t>
-      </w:r>
-    </w:p>
-    <w:p>
-      <w:pPr>
-        <w:pStyle w:val="Heading1"/>
-      </w:pPr>
-      <w:r>
-        <w:t>三、五首核心诗作，以及它们在星海里的位置</w:t>
-      </w:r>
-    </w:p>
-    <w:p>
-      <w:pPr>
-        <w:pStyle w:val="Heading2"/>
-      </w:pPr>
-      <w:r>
-        <w:t>《望岳》——原点</w:t>
-      </w:r>
-    </w:p>
-    <w:p>
-      <w:pPr>
-        <w:ind w:firstLine="420"/>
-      </w:pPr>
-      <w:r>
-        <w:rPr>
-          <w:rFonts w:ascii="宋体" w:hAnsi="宋体" w:eastAsia="宋体"/>
-          <w:sz w:val="21"/>
-        </w:rPr>
-        <w:t>"会当凌绝顶，一览众山小。"这是杜甫现存最早的作品之一，也是整片星海的原点。所有星点的方向都由"相对望岳的向量"归一化而来，所以望岳不在边缘，而在正中。</w:t>
-      </w:r>
-    </w:p>
-    <w:p>
-      <w:pPr>
-        <w:pStyle w:val="Heading2"/>
-      </w:pPr>
-      <w:r>
-        <w:t>《登高》——沉郁的典型结构</w:t>
-      </w:r>
-    </w:p>
-    <w:p>
-      <w:pPr>
-        <w:ind w:firstLine="420"/>
-      </w:pPr>
-      <w:r>
-        <w:rPr>
-          <w:rFonts w:ascii="宋体" w:hAnsi="宋体" w:eastAsia="宋体"/>
-          <w:sz w:val="21"/>
-        </w:rPr>
-        <w:t>"万里悲秋常作客，百年多病独登台。"十四字里，空间（万里）、时间（百年）、身世（作客）、身体（多病）四重维度同时压下来。它的区别性意象是"浊酒""酒杯""落木""鬓"，在星海里落在偏暗偏密的一带。</w:t>
-      </w:r>
-    </w:p>
-    <w:p>
-      <w:pPr>
-        <w:pStyle w:val="Heading2"/>
-      </w:pPr>
-      <w:r>
-        <w:t>《春望》——国与身的交汇</w:t>
-      </w:r>
-    </w:p>
-    <w:p>
-      <w:pPr>
-        <w:ind w:firstLine="420"/>
-      </w:pPr>
-      <w:r>
-        <w:rPr>
-          <w:rFonts w:ascii="宋体" w:hAnsi="宋体" w:eastAsia="宋体"/>
-          <w:sz w:val="21"/>
-        </w:rPr>
-        <w:t>"国破山河在，城春草木深。"标签落在"烽火""白头"，与"感时花溅泪，恨别鸟惊心"的情绪曲线一致。</w:t>
-      </w:r>
-    </w:p>
-    <w:p>
-      <w:pPr>
-        <w:pStyle w:val="Heading2"/>
-      </w:pPr>
-      <w:r>
-        <w:t>《北征》——以赋为诗</w:t>
-      </w:r>
-    </w:p>
-    <w:p>
-      <w:pPr>
-        <w:ind w:firstLine="420"/>
-      </w:pPr>
-      <w:r>
-        <w:rPr>
-          <w:rFonts w:ascii="宋体" w:hAnsi="宋体" w:eastAsia="宋体"/>
-          <w:sz w:val="21"/>
-        </w:rPr>
-        <w:t>七百字的长篇，标签是"白骨""衾""民"。它代表杜甫另一种写法：不靠意象的跳跃，而靠叙事的密度。在星海里，它离抒情短制明显更远——这是 t-SNE 给出的位置，不是我的安排。</w:t>
-      </w:r>
-    </w:p>
-    <w:p>
-      <w:pPr>
-        <w:pStyle w:val="Heading2"/>
-      </w:pPr>
-      <w:r>
-        <w:t>《秋兴八首》——身世与地理的叠印</w:t>
-      </w:r>
-    </w:p>
-    <w:p>
-      <w:pPr>
-        <w:ind w:firstLine="420"/>
-      </w:pPr>
-      <w:r>
-        <w:rPr>
-          <w:rFonts w:ascii="宋体" w:hAnsi="宋体" w:eastAsia="宋体"/>
-          <w:sz w:val="21"/>
-        </w:rPr>
-        <w:t>其一落在"孤舟""故园"。"丛菊两开他日泪，孤舟一系故园心"，地理（夔州）与身世（故园）在同一句里叠住，这也是它成为晚期代表作的原因。</w:t>
-      </w:r>
-    </w:p>
-    <w:p>
-      <w:pPr>
-        <w:pStyle w:val="Heading1"/>
-      </w:pPr>
-      <w:r>
-        <w:t>四、把"沉郁"变成数字</w:t>
-      </w:r>
-    </w:p>
-    <w:p>
-      <w:pPr>
-        <w:ind w:firstLine="420"/>
-      </w:pPr>
-      <w:r>
-        <w:rPr>
-          <w:rFonts w:ascii="宋体" w:hAnsi="宋体" w:eastAsia="宋体"/>
-          <w:sz w:val="21"/>
-        </w:rPr>
-        <w:t>在 105,780 字的正文里，几个字的出现次数可以直接数出来：</w:t>
-      </w:r>
-    </w:p>
-    <w:tbl>
-      <w:tblPr>
-        <w:tblStyle w:val="TableGrid"/>
-        <w:tblW w:type="auto" w:w="0"/>
-        <w:jc w:val="center"/>
-        <w:tblLook w:firstColumn="1" w:firstRow="1" w:lastColumn="0" w:lastRow="0" w:noHBand="0" w:noVBand="1" w:val="04A0"/>
-      </w:tblPr>
-      <w:tblGrid>
-        <w:gridCol w:w="3061"/>
-        <w:gridCol w:w="3061"/>
-        <w:gridCol w:w="3061"/>
-      </w:tblGrid>
-      <w:tr>
-        <w:tc>
-          <w:tcPr>
-            <w:tcW w:type="dxa" w:w="1701"/>
-            <w:shd w:val="clear" w:fill="F2EFE6"/>
-          </w:tcPr>
-          <w:p>
-            <w:r/>
-            <w:r>
-              <w:rPr>
-                <w:rFonts w:ascii="黑体" w:hAnsi="黑体" w:eastAsia="黑体"/>
-                <w:b/>
-                <w:sz w:val="19"/>
-              </w:rPr>
-              <w:t>字</w:t>
-            </w:r>
-          </w:p>
-        </w:tc>
-        <w:tc>
-          <w:tcPr>
-            <w:tcW w:type="dxa" w:w="1928"/>
-            <w:shd w:val="clear" w:fill="F2EFE6"/>
-          </w:tcPr>
-          <w:p>
-            <w:r/>
-            <w:r>
-              <w:rPr>
-                <w:rFonts w:ascii="黑体" w:hAnsi="黑体" w:eastAsia="黑体"/>
-                <w:b/>
-                <w:sz w:val="19"/>
-              </w:rPr>
-              <w:t>出现次数</w:t>
-            </w:r>
-          </w:p>
-        </w:tc>
-        <w:tc>
-          <w:tcPr>
-            <w:tcW w:type="dxa" w:w="5102"/>
-            <w:shd w:val="clear" w:fill="F2EFE6"/>
-          </w:tcPr>
-          <w:p>
-            <w:r/>
-            <w:r>
-              <w:rPr>
-                <w:rFonts w:ascii="黑体" w:hAnsi="黑体" w:eastAsia="黑体"/>
-                <w:b/>
-                <w:sz w:val="19"/>
-              </w:rPr>
-              <w:t>读法（解释）</w:t>
-            </w:r>
-          </w:p>
-        </w:tc>
-      </w:tr>
-      <w:tr>
-        <w:tc>
-          <w:tcPr>
-            <w:tcW w:type="dxa" w:w="1701"/>
-          </w:tcPr>
-          <w:p>
-            <w:r/>
-            <w:r>
-              <w:rPr>
-                <w:rFonts w:ascii="宋体" w:hAnsi="宋体" w:eastAsia="宋体"/>
-                <w:sz w:val="19"/>
-              </w:rPr>
-              <w:t>老</w:t>
-            </w:r>
-          </w:p>
-        </w:tc>
-        <w:tc>
-          <w:tcPr>
-            <w:tcW w:type="dxa" w:w="1928"/>
-          </w:tcPr>
-          <w:p>
-            <w:r/>
-            <w:r>
-              <w:rPr>
-                <w:rFonts w:ascii="宋体" w:hAnsi="宋体" w:eastAsia="宋体"/>
-                <w:sz w:val="19"/>
-              </w:rPr>
-              <w:t>375</w:t>
-            </w:r>
-          </w:p>
-        </w:tc>
-        <w:tc>
-          <w:tcPr>
-            <w:tcW w:type="dxa" w:w="5102"/>
-          </w:tcPr>
-          <w:p>
-            <w:r/>
-            <w:r>
-              <w:rPr>
-                <w:rFonts w:ascii="宋体" w:hAnsi="宋体" w:eastAsia="宋体"/>
-                <w:sz w:val="19"/>
-              </w:rPr>
-              <w:t>一生自认"老"的次数，晚年尤密</w:t>
-            </w:r>
-          </w:p>
-        </w:tc>
-      </w:tr>
-      <w:tr>
-        <w:tc>
-          <w:tcPr>
-            <w:tcW w:type="dxa" w:w="1701"/>
-          </w:tcPr>
-          <w:p>
-            <w:r/>
-            <w:r>
-              <w:rPr>
-                <w:rFonts w:ascii="宋体" w:hAnsi="宋体" w:eastAsia="宋体"/>
-                <w:sz w:val="19"/>
-              </w:rPr>
-              <w:t>秋</w:t>
-            </w:r>
-          </w:p>
-        </w:tc>
-        <w:tc>
-          <w:tcPr>
-            <w:tcW w:type="dxa" w:w="1928"/>
-          </w:tcPr>
-          <w:p>
-            <w:r/>
-            <w:r>
-              <w:rPr>
-                <w:rFonts w:ascii="宋体" w:hAnsi="宋体" w:eastAsia="宋体"/>
-                <w:sz w:val="19"/>
-              </w:rPr>
-              <w:t>314</w:t>
-            </w:r>
-          </w:p>
-        </w:tc>
-        <w:tc>
-          <w:tcPr>
-            <w:tcW w:type="dxa" w:w="5102"/>
-          </w:tcPr>
-          <w:p>
-            <w:r/>
-            <w:r>
-              <w:rPr>
-                <w:rFonts w:ascii="宋体" w:hAnsi="宋体" w:eastAsia="宋体"/>
-                <w:sz w:val="19"/>
-              </w:rPr>
-              <w:t>悲秋不是偶发的修辞，是持续的季候</w:t>
-            </w:r>
-          </w:p>
-        </w:tc>
-      </w:tr>
-      <w:tr>
-        <w:tc>
-          <w:tcPr>
-            <w:tcW w:type="dxa" w:w="1701"/>
-          </w:tcPr>
-          <w:p>
-            <w:r/>
-            <w:r>
-              <w:rPr>
-                <w:rFonts w:ascii="宋体" w:hAnsi="宋体" w:eastAsia="宋体"/>
-                <w:sz w:val="19"/>
-              </w:rPr>
-              <w:t>月</w:t>
-            </w:r>
-          </w:p>
-        </w:tc>
-        <w:tc>
-          <w:tcPr>
-            <w:tcW w:type="dxa" w:w="1928"/>
-          </w:tcPr>
-          <w:p>
-            <w:r/>
-            <w:r>
-              <w:rPr>
-                <w:rFonts w:ascii="宋体" w:hAnsi="宋体" w:eastAsia="宋体"/>
-                <w:sz w:val="19"/>
-              </w:rPr>
-              <w:t>236</w:t>
-            </w:r>
-          </w:p>
-        </w:tc>
-        <w:tc>
-          <w:tcPr>
-            <w:tcW w:type="dxa" w:w="5102"/>
-          </w:tcPr>
-          <w:p>
-            <w:r/>
-            <w:r>
-              <w:rPr>
-                <w:rFonts w:ascii="宋体" w:hAnsi="宋体" w:eastAsia="宋体"/>
-                <w:sz w:val="19"/>
-              </w:rPr>
-              <w:t>夜的意象，与漂泊、思乡高度绑定</w:t>
-            </w:r>
-          </w:p>
-        </w:tc>
-      </w:tr>
-      <w:tr>
-        <w:tc>
-          <w:tcPr>
-            <w:tcW w:type="dxa" w:w="1701"/>
-          </w:tcPr>
-          <w:p>
-            <w:r/>
-            <w:r>
-              <w:rPr>
-                <w:rFonts w:ascii="宋体" w:hAnsi="宋体" w:eastAsia="宋体"/>
-                <w:sz w:val="19"/>
-              </w:rPr>
-              <w:t>酒</w:t>
-            </w:r>
-          </w:p>
-        </w:tc>
-        <w:tc>
-          <w:tcPr>
-            <w:tcW w:type="dxa" w:w="1928"/>
-          </w:tcPr>
-          <w:p>
-            <w:r/>
-            <w:r>
-              <w:rPr>
-                <w:rFonts w:ascii="宋体" w:hAnsi="宋体" w:eastAsia="宋体"/>
-                <w:sz w:val="19"/>
-              </w:rPr>
-              <w:t>183</w:t>
-            </w:r>
-          </w:p>
-        </w:tc>
-        <w:tc>
-          <w:tcPr>
-            <w:tcW w:type="dxa" w:w="5102"/>
-          </w:tcPr>
-          <w:p>
-            <w:r/>
-            <w:r>
-              <w:rPr>
-                <w:rFonts w:ascii="宋体" w:hAnsi="宋体" w:eastAsia="宋体"/>
-                <w:sz w:val="19"/>
-              </w:rPr>
-              <w:t>解忧与致病并存</w:t>
-            </w:r>
-          </w:p>
-        </w:tc>
-      </w:tr>
-      <w:tr>
-        <w:tc>
-          <w:tcPr>
-            <w:tcW w:type="dxa" w:w="1701"/>
-          </w:tcPr>
-          <w:p>
-            <w:r/>
-            <w:r>
-              <w:rPr>
-                <w:rFonts w:ascii="宋体" w:hAnsi="宋体" w:eastAsia="宋体"/>
-                <w:sz w:val="19"/>
-              </w:rPr>
-              <w:t>病</w:t>
-            </w:r>
-          </w:p>
-        </w:tc>
-        <w:tc>
-          <w:tcPr>
-            <w:tcW w:type="dxa" w:w="1928"/>
-          </w:tcPr>
-          <w:p>
-            <w:r/>
-            <w:r>
-              <w:rPr>
-                <w:rFonts w:ascii="宋体" w:hAnsi="宋体" w:eastAsia="宋体"/>
-                <w:sz w:val="19"/>
-              </w:rPr>
-              <w:t>162</w:t>
-            </w:r>
-          </w:p>
-        </w:tc>
-        <w:tc>
-          <w:tcPr>
-            <w:tcW w:type="dxa" w:w="5102"/>
-          </w:tcPr>
-          <w:p>
-            <w:r/>
-            <w:r>
-              <w:rPr>
-                <w:rFonts w:ascii="宋体" w:hAnsi="宋体" w:eastAsia="宋体"/>
-                <w:sz w:val="19"/>
-              </w:rPr>
-              <w:t>身体史，也是时间感</w:t>
-            </w:r>
-          </w:p>
-        </w:tc>
-      </w:tr>
-      <w:tr>
-        <w:tc>
-          <w:tcPr>
-            <w:tcW w:type="dxa" w:w="1701"/>
-          </w:tcPr>
-          <w:p>
-            <w:r/>
-            <w:r>
-              <w:rPr>
-                <w:rFonts w:ascii="宋体" w:hAnsi="宋体" w:eastAsia="宋体"/>
-                <w:sz w:val="19"/>
-              </w:rPr>
-              <w:t>愁</w:t>
-            </w:r>
-          </w:p>
-        </w:tc>
-        <w:tc>
-          <w:tcPr>
-            <w:tcW w:type="dxa" w:w="1928"/>
-          </w:tcPr>
-          <w:p>
-            <w:r/>
-            <w:r>
-              <w:rPr>
-                <w:rFonts w:ascii="宋体" w:hAnsi="宋体" w:eastAsia="宋体"/>
-                <w:sz w:val="19"/>
-              </w:rPr>
-              <w:t>176</w:t>
-            </w:r>
-          </w:p>
-        </w:tc>
-        <w:tc>
-          <w:tcPr>
-            <w:tcW w:type="dxa" w:w="5102"/>
-          </w:tcPr>
-          <w:p>
-            <w:r/>
-            <w:r>
-              <w:rPr>
-                <w:rFonts w:ascii="宋体" w:hAnsi="宋体" w:eastAsia="宋体"/>
-                <w:sz w:val="19"/>
-              </w:rPr>
-              <w:t>直接命名的情绪</w:t>
-            </w:r>
-          </w:p>
-        </w:tc>
-      </w:tr>
-      <w:tr>
-        <w:tc>
-          <w:tcPr>
-            <w:tcW w:type="dxa" w:w="1701"/>
-          </w:tcPr>
-          <w:p>
-            <w:r/>
-            <w:r>
-              <w:rPr>
-                <w:rFonts w:ascii="宋体" w:hAnsi="宋体" w:eastAsia="宋体"/>
-                <w:sz w:val="19"/>
-              </w:rPr>
-              <w:t>兵</w:t>
-            </w:r>
-          </w:p>
-        </w:tc>
-        <w:tc>
-          <w:tcPr>
-            <w:tcW w:type="dxa" w:w="1928"/>
-          </w:tcPr>
-          <w:p>
-            <w:r/>
-            <w:r>
-              <w:rPr>
-                <w:rFonts w:ascii="宋体" w:hAnsi="宋体" w:eastAsia="宋体"/>
-                <w:sz w:val="19"/>
-              </w:rPr>
-              <w:t>115</w:t>
-            </w:r>
-          </w:p>
-        </w:tc>
-        <w:tc>
-          <w:tcPr>
-            <w:tcW w:type="dxa" w:w="5102"/>
-          </w:tcPr>
-          <w:p>
-            <w:r/>
-            <w:r>
-              <w:rPr>
-                <w:rFonts w:ascii="宋体" w:hAnsi="宋体" w:eastAsia="宋体"/>
-                <w:sz w:val="19"/>
-              </w:rPr>
-              <w:t>时代的底色</w:t>
-            </w:r>
-          </w:p>
-        </w:tc>
-      </w:tr>
-      <w:tr>
-        <w:tc>
-          <w:tcPr>
-            <w:tcW w:type="dxa" w:w="1701"/>
-          </w:tcPr>
-          <w:p>
-            <w:r/>
-            <w:r>
-              <w:rPr>
-                <w:rFonts w:ascii="宋体" w:hAnsi="宋体" w:eastAsia="宋体"/>
-                <w:sz w:val="19"/>
-              </w:rPr>
-              <w:t>骨</w:t>
-            </w:r>
-          </w:p>
-        </w:tc>
-        <w:tc>
-          <w:tcPr>
-            <w:tcW w:type="dxa" w:w="1928"/>
-          </w:tcPr>
-          <w:p>
-            <w:r/>
-            <w:r>
-              <w:rPr>
-                <w:rFonts w:ascii="宋体" w:hAnsi="宋体" w:eastAsia="宋体"/>
-                <w:sz w:val="19"/>
-              </w:rPr>
-              <w:t>85</w:t>
-            </w:r>
-          </w:p>
-        </w:tc>
-        <w:tc>
-          <w:tcPr>
-            <w:tcW w:type="dxa" w:w="5102"/>
-          </w:tcPr>
-          <w:p>
-            <w:r/>
-            <w:r>
-              <w:rPr>
-                <w:rFonts w:ascii="宋体" w:hAnsi="宋体" w:eastAsia="宋体"/>
-                <w:sz w:val="19"/>
-              </w:rPr>
-              <w:t>战争与死亡的具体化（白骨、骨肉）</w:t>
-            </w:r>
-          </w:p>
-        </w:tc>
-      </w:tr>
-    </w:tbl>
-    <w:p/>
-    <w:p>
-      <w:pPr>
-        <w:ind w:firstLine="420"/>
-      </w:pPr>
-      <w:r>
-        <w:rPr>
-          <w:rFonts w:ascii="宋体" w:hAnsi="宋体" w:eastAsia="宋体"/>
-          <w:sz w:val="21"/>
-        </w:rPr>
-        <w:t>这些数字本身不构成评价，但把它们与十类意象的分布放在一起看，"沉郁"就有了形状：身体（病、老、骨）、天象（秋、月）、社会（兵）三类高密度交叉，对应的正是"以个人身体承受时代重量"的读法。</w:t>
-      </w:r>
-    </w:p>
-    <w:p>
-      <w:pPr>
-        <w:pStyle w:val="Heading1"/>
-      </w:pPr>
-      <w:r>
-        <w:t>五、把"顿挫"变成数字</w:t>
-      </w:r>
-    </w:p>
-    <w:p>
-      <w:pPr>
-        <w:ind w:firstLine="420"/>
-      </w:pPr>
-      <w:r>
-        <w:rPr>
-          <w:rFonts w:ascii="宋体" w:hAnsi="宋体" w:eastAsia="宋体"/>
-          <w:sz w:val="21"/>
-        </w:rPr>
-        <w:t>"顿挫"常被解释为情感与句法的收束。若从体式看，它有一个很硬的指标：杜甫把最多的作品放在了格律最严的容器里。</w:t>
-      </w:r>
-    </w:p>
-    <w:tbl>
-      <w:tblPr>
-        <w:tblStyle w:val="TableGrid"/>
-        <w:tblW w:type="auto" w:w="0"/>
-        <w:jc w:val="center"/>
-        <w:tblLook w:firstColumn="1" w:firstRow="1" w:lastColumn="0" w:lastRow="0" w:noHBand="0" w:noVBand="1" w:val="04A0"/>
-      </w:tblPr>
-      <w:tblGrid>
-        <w:gridCol w:w="3061"/>
-        <w:gridCol w:w="3061"/>
-        <w:gridCol w:w="3061"/>
-      </w:tblGrid>
-      <w:tr>
-        <w:tc>
-          <w:tcPr>
-            <w:tcW w:type="dxa" w:w="3061"/>
-            <w:shd w:val="clear" w:fill="F2EFE6"/>
-          </w:tcPr>
-          <w:p>
-            <w:r/>
-            <w:r>
-              <w:rPr>
-                <w:rFonts w:ascii="黑体" w:hAnsi="黑体" w:eastAsia="黑体"/>
-                <w:b/>
-                <w:sz w:val="19"/>
-              </w:rPr>
-              <w:t>体裁</w:t>
-            </w:r>
-          </w:p>
-        </w:tc>
-        <w:tc>
-          <w:tcPr>
-            <w:tcW w:type="dxa" w:w="1814"/>
-            <w:shd w:val="clear" w:fill="F2EFE6"/>
-          </w:tcPr>
-          <w:p>
-            <w:r/>
-            <w:r>
-              <w:rPr>
-                <w:rFonts w:ascii="黑体" w:hAnsi="黑体" w:eastAsia="黑体"/>
-                <w:b/>
-                <w:sz w:val="19"/>
-              </w:rPr>
-              <w:t>首数</w:t>
-            </w:r>
-          </w:p>
-        </w:tc>
-        <w:tc>
-          <w:tcPr>
-            <w:tcW w:type="dxa" w:w="1701"/>
-            <w:shd w:val="clear" w:fill="F2EFE6"/>
-          </w:tcPr>
-          <w:p>
-            <w:r/>
-            <w:r>
-              <w:rPr>
-                <w:rFonts w:ascii="黑体" w:hAnsi="黑体" w:eastAsia="黑体"/>
-                <w:b/>
-                <w:sz w:val="19"/>
-              </w:rPr>
-              <w:t>占比</w:t>
-            </w:r>
-          </w:p>
-        </w:tc>
-      </w:tr>
-      <w:tr>
-        <w:tc>
-          <w:tcPr>
-            <w:tcW w:type="dxa" w:w="3061"/>
-          </w:tcPr>
-          <w:p>
-            <w:r/>
-            <w:r>
-              <w:rPr>
-                <w:rFonts w:ascii="宋体" w:hAnsi="宋体" w:eastAsia="宋体"/>
-                <w:sz w:val="19"/>
-              </w:rPr>
-              <w:t>五言律诗</w:t>
-            </w:r>
-          </w:p>
-        </w:tc>
-        <w:tc>
-          <w:tcPr>
-            <w:tcW w:type="dxa" w:w="1814"/>
-          </w:tcPr>
-          <w:p>
-            <w:r/>
-            <w:r>
-              <w:rPr>
-                <w:rFonts w:ascii="宋体" w:hAnsi="宋体" w:eastAsia="宋体"/>
-                <w:sz w:val="19"/>
-              </w:rPr>
-              <w:t>651</w:t>
-            </w:r>
-          </w:p>
-        </w:tc>
-        <w:tc>
-          <w:tcPr>
-            <w:tcW w:type="dxa" w:w="1701"/>
-          </w:tcPr>
-          <w:p>
-            <w:r/>
-            <w:r>
-              <w:rPr>
-                <w:rFonts w:ascii="宋体" w:hAnsi="宋体" w:eastAsia="宋体"/>
-                <w:sz w:val="19"/>
-              </w:rPr>
-              <w:t>44.3%</w:t>
-            </w:r>
-          </w:p>
-        </w:tc>
-      </w:tr>
-      <w:tr>
-        <w:tc>
-          <w:tcPr>
-            <w:tcW w:type="dxa" w:w="3061"/>
-          </w:tcPr>
-          <w:p>
-            <w:r/>
-            <w:r>
-              <w:rPr>
-                <w:rFonts w:ascii="宋体" w:hAnsi="宋体" w:eastAsia="宋体"/>
-                <w:sz w:val="19"/>
-              </w:rPr>
-              <w:t>五言长诗</w:t>
-            </w:r>
-          </w:p>
-        </w:tc>
-        <w:tc>
-          <w:tcPr>
-            <w:tcW w:type="dxa" w:w="1814"/>
-          </w:tcPr>
-          <w:p>
-            <w:r/>
-            <w:r>
-              <w:rPr>
-                <w:rFonts w:ascii="宋体" w:hAnsi="宋体" w:eastAsia="宋体"/>
-                <w:sz w:val="19"/>
-              </w:rPr>
-              <w:t>344</w:t>
-            </w:r>
-          </w:p>
-        </w:tc>
-        <w:tc>
-          <w:tcPr>
-            <w:tcW w:type="dxa" w:w="1701"/>
-          </w:tcPr>
-          <w:p>
-            <w:r/>
-            <w:r>
-              <w:rPr>
-                <w:rFonts w:ascii="宋体" w:hAnsi="宋体" w:eastAsia="宋体"/>
-                <w:sz w:val="19"/>
-              </w:rPr>
-              <w:t>23.4%</w:t>
-            </w:r>
-          </w:p>
-        </w:tc>
-      </w:tr>
-      <w:tr>
-        <w:tc>
-          <w:tcPr>
-            <w:tcW w:type="dxa" w:w="3061"/>
-          </w:tcPr>
-          <w:p>
-            <w:r/>
-            <w:r>
-              <w:rPr>
-                <w:rFonts w:ascii="宋体" w:hAnsi="宋体" w:eastAsia="宋体"/>
-                <w:sz w:val="19"/>
-              </w:rPr>
-              <w:t>七言律诗</w:t>
-            </w:r>
-          </w:p>
-        </w:tc>
-        <w:tc>
-          <w:tcPr>
-            <w:tcW w:type="dxa" w:w="1814"/>
-          </w:tcPr>
-          <w:p>
-            <w:r/>
-            <w:r>
-              <w:rPr>
-                <w:rFonts w:ascii="宋体" w:hAnsi="宋体" w:eastAsia="宋体"/>
-                <w:sz w:val="19"/>
-              </w:rPr>
-              <w:t>179</w:t>
-            </w:r>
-          </w:p>
-        </w:tc>
-        <w:tc>
-          <w:tcPr>
-            <w:tcW w:type="dxa" w:w="1701"/>
-          </w:tcPr>
-          <w:p>
-            <w:r/>
-            <w:r>
-              <w:rPr>
-                <w:rFonts w:ascii="宋体" w:hAnsi="宋体" w:eastAsia="宋体"/>
-                <w:sz w:val="19"/>
-              </w:rPr>
-              <w:t>12.2%</w:t>
-            </w:r>
-          </w:p>
-        </w:tc>
-      </w:tr>
-      <w:tr>
-        <w:tc>
-          <w:tcPr>
-            <w:tcW w:type="dxa" w:w="3061"/>
-          </w:tcPr>
-          <w:p>
-            <w:r/>
-            <w:r>
-              <w:rPr>
-                <w:rFonts w:ascii="宋体" w:hAnsi="宋体" w:eastAsia="宋体"/>
-                <w:sz w:val="19"/>
-              </w:rPr>
-              <w:t>七言绝句</w:t>
-            </w:r>
-          </w:p>
-        </w:tc>
-        <w:tc>
-          <w:tcPr>
-            <w:tcW w:type="dxa" w:w="1814"/>
-          </w:tcPr>
-          <w:p>
-            <w:r/>
-            <w:r>
-              <w:rPr>
-                <w:rFonts w:ascii="宋体" w:hAnsi="宋体" w:eastAsia="宋体"/>
-                <w:sz w:val="19"/>
-              </w:rPr>
-              <w:t>109</w:t>
-            </w:r>
-          </w:p>
-        </w:tc>
-        <w:tc>
-          <w:tcPr>
-            <w:tcW w:type="dxa" w:w="1701"/>
-          </w:tcPr>
-          <w:p>
-            <w:r/>
-            <w:r>
-              <w:rPr>
-                <w:rFonts w:ascii="宋体" w:hAnsi="宋体" w:eastAsia="宋体"/>
-                <w:sz w:val="19"/>
-              </w:rPr>
-              <w:t>7.4%</w:t>
-            </w:r>
-          </w:p>
-        </w:tc>
-      </w:tr>
-      <w:tr>
-        <w:tc>
-          <w:tcPr>
-            <w:tcW w:type="dxa" w:w="3061"/>
-          </w:tcPr>
-          <w:p>
-            <w:r/>
-            <w:r>
-              <w:rPr>
-                <w:rFonts w:ascii="宋体" w:hAnsi="宋体" w:eastAsia="宋体"/>
-                <w:sz w:val="19"/>
-              </w:rPr>
-              <w:t>杂言古体</w:t>
-            </w:r>
-          </w:p>
-        </w:tc>
-        <w:tc>
-          <w:tcPr>
-            <w:tcW w:type="dxa" w:w="1814"/>
-          </w:tcPr>
-          <w:p>
-            <w:r/>
-            <w:r>
-              <w:rPr>
-                <w:rFonts w:ascii="宋体" w:hAnsi="宋体" w:eastAsia="宋体"/>
-                <w:sz w:val="19"/>
-              </w:rPr>
-              <w:t>67</w:t>
-            </w:r>
-          </w:p>
-        </w:tc>
-        <w:tc>
-          <w:tcPr>
-            <w:tcW w:type="dxa" w:w="1701"/>
-          </w:tcPr>
-          <w:p>
-            <w:r/>
-            <w:r>
-              <w:rPr>
-                <w:rFonts w:ascii="宋体" w:hAnsi="宋体" w:eastAsia="宋体"/>
-                <w:sz w:val="19"/>
-              </w:rPr>
-              <w:t>4.6%</w:t>
-            </w:r>
-          </w:p>
-        </w:tc>
-      </w:tr>
-      <w:tr>
-        <w:tc>
-          <w:tcPr>
-            <w:tcW w:type="dxa" w:w="3061"/>
-          </w:tcPr>
-          <w:p>
-            <w:r/>
-            <w:r>
-              <w:rPr>
-                <w:rFonts w:ascii="宋体" w:hAnsi="宋体" w:eastAsia="宋体"/>
-                <w:sz w:val="19"/>
-              </w:rPr>
-              <w:t>七言长诗</w:t>
-            </w:r>
-          </w:p>
-        </w:tc>
-        <w:tc>
-          <w:tcPr>
-            <w:tcW w:type="dxa" w:w="1814"/>
-          </w:tcPr>
-          <w:p>
-            <w:r/>
-            <w:r>
-              <w:rPr>
-                <w:rFonts w:ascii="宋体" w:hAnsi="宋体" w:eastAsia="宋体"/>
-                <w:sz w:val="19"/>
-              </w:rPr>
-              <w:t>56</w:t>
-            </w:r>
-          </w:p>
-        </w:tc>
-        <w:tc>
-          <w:tcPr>
-            <w:tcW w:type="dxa" w:w="1701"/>
-          </w:tcPr>
-          <w:p>
-            <w:r/>
-            <w:r>
-              <w:rPr>
-                <w:rFonts w:ascii="宋体" w:hAnsi="宋体" w:eastAsia="宋体"/>
-                <w:sz w:val="19"/>
-              </w:rPr>
-              <w:t>3.8%</w:t>
-            </w:r>
-          </w:p>
-        </w:tc>
-      </w:tr>
-      <w:tr>
-        <w:tc>
-          <w:tcPr>
-            <w:tcW w:type="dxa" w:w="3061"/>
-          </w:tcPr>
-          <w:p>
-            <w:r/>
-            <w:r>
-              <w:rPr>
-                <w:rFonts w:ascii="宋体" w:hAnsi="宋体" w:eastAsia="宋体"/>
-                <w:sz w:val="19"/>
-              </w:rPr>
-              <w:t>五言绝句</w:t>
-            </w:r>
-          </w:p>
-        </w:tc>
-        <w:tc>
-          <w:tcPr>
-            <w:tcW w:type="dxa" w:w="1814"/>
-          </w:tcPr>
-          <w:p>
-            <w:r/>
-            <w:r>
-              <w:rPr>
-                <w:rFonts w:ascii="宋体" w:hAnsi="宋体" w:eastAsia="宋体"/>
-                <w:sz w:val="19"/>
-              </w:rPr>
-              <w:t>32</w:t>
-            </w:r>
-          </w:p>
-        </w:tc>
-        <w:tc>
-          <w:tcPr>
-            <w:tcW w:type="dxa" w:w="1701"/>
-          </w:tcPr>
-          <w:p>
-            <w:r/>
-            <w:r>
-              <w:rPr>
-                <w:rFonts w:ascii="宋体" w:hAnsi="宋体" w:eastAsia="宋体"/>
-                <w:sz w:val="19"/>
-              </w:rPr>
-              <w:t>2.2%</w:t>
-            </w:r>
-          </w:p>
-        </w:tc>
-      </w:tr>
-      <w:tr>
-        <w:tc>
-          <w:tcPr>
-            <w:tcW w:type="dxa" w:w="3061"/>
-          </w:tcPr>
-          <w:p>
-            <w:r/>
-            <w:r>
-              <w:rPr>
-                <w:rFonts w:ascii="宋体" w:hAnsi="宋体" w:eastAsia="宋体"/>
-                <w:sz w:val="19"/>
-              </w:rPr>
-              <w:t>五七言古体</w:t>
-            </w:r>
-          </w:p>
-        </w:tc>
-        <w:tc>
-          <w:tcPr>
-            <w:tcW w:type="dxa" w:w="1814"/>
-          </w:tcPr>
-          <w:p>
-            <w:r/>
-            <w:r>
-              <w:rPr>
-                <w:rFonts w:ascii="宋体" w:hAnsi="宋体" w:eastAsia="宋体"/>
-                <w:sz w:val="19"/>
-              </w:rPr>
-              <w:t>13</w:t>
-            </w:r>
-          </w:p>
-        </w:tc>
-        <w:tc>
-          <w:tcPr>
-            <w:tcW w:type="dxa" w:w="1701"/>
-          </w:tcPr>
-          <w:p>
-            <w:r/>
-            <w:r>
-              <w:rPr>
-                <w:rFonts w:ascii="宋体" w:hAnsi="宋体" w:eastAsia="宋体"/>
-                <w:sz w:val="19"/>
-              </w:rPr>
-              <w:t>0.9%</w:t>
-            </w:r>
-          </w:p>
-        </w:tc>
-      </w:tr>
-    </w:tbl>
-    <w:p/>
-    <w:p>
-      <w:pPr>
-        <w:ind w:firstLine="420"/>
-      </w:pPr>
-      <w:r>
-        <w:rPr>
-          <w:rFonts w:ascii="宋体" w:hAnsi="宋体" w:eastAsia="宋体"/>
-          <w:sz w:val="21"/>
-        </w:rPr>
-        <w:t>五律加七律共 830 首，占全部作品的 56.5%。把一半以上的作品放进律诗——字数固定、平仄固定、对仗固定——这本身就是"收束"。所谓顿挫，一部分就藏在这个比例里。</w:t>
-      </w:r>
-    </w:p>
-    <w:p>
-      <w:pPr>
-        <w:pStyle w:val="Heading1"/>
-      </w:pPr>
-      <w:r>
-        <w:t>六、交游十二人：把"人"放回星海</w:t>
-      </w:r>
-    </w:p>
-    <w:p>
-      <w:pPr>
-        <w:ind w:firstLine="420"/>
-      </w:pPr>
-      <w:r>
-        <w:rPr>
-          <w:rFonts w:ascii="宋体" w:hAnsi="宋体" w:eastAsia="宋体"/>
-          <w:sz w:val="21"/>
-        </w:rPr>
-        <w:t>作品面板里的"交游"收了十二位与杜甫有诗往还的人，按赠诗数量排序：</w:t>
-      </w:r>
-    </w:p>
-    <w:tbl>
-      <w:tblPr>
-        <w:tblStyle w:val="TableGrid"/>
-        <w:tblW w:type="auto" w:w="0"/>
-        <w:jc w:val="center"/>
-        <w:tblLook w:firstColumn="1" w:firstRow="1" w:lastColumn="0" w:lastRow="0" w:noHBand="0" w:noVBand="1" w:val="04A0"/>
-      </w:tblPr>
-      <w:tblGrid>
-        <w:gridCol w:w="2296"/>
-        <w:gridCol w:w="2296"/>
-        <w:gridCol w:w="2296"/>
-        <w:gridCol w:w="2296"/>
-      </w:tblGrid>
-      <w:tr>
-        <w:tc>
-          <w:tcPr>
-            <w:tcW w:type="dxa" w:w="1701"/>
-            <w:shd w:val="clear" w:fill="F2EFE6"/>
-          </w:tcPr>
-          <w:p>
-            <w:r/>
-            <w:r>
-              <w:rPr>
-                <w:rFonts w:ascii="黑体" w:hAnsi="黑体" w:eastAsia="黑体"/>
-                <w:b/>
-                <w:sz w:val="19"/>
-              </w:rPr>
-              <w:t>人物</w:t>
-            </w:r>
-          </w:p>
-        </w:tc>
-        <w:tc>
-          <w:tcPr>
-            <w:tcW w:type="dxa" w:w="1928"/>
-            <w:shd w:val="clear" w:fill="F2EFE6"/>
-          </w:tcPr>
-          <w:p>
-            <w:r/>
-            <w:r>
-              <w:rPr>
-                <w:rFonts w:ascii="黑体" w:hAnsi="黑体" w:eastAsia="黑体"/>
-                <w:b/>
-                <w:sz w:val="19"/>
-              </w:rPr>
-              <w:t>关系</w:t>
-            </w:r>
-          </w:p>
-        </w:tc>
-        <w:tc>
-          <w:tcPr>
-            <w:tcW w:type="dxa" w:w="1928"/>
-            <w:shd w:val="clear" w:fill="F2EFE6"/>
-          </w:tcPr>
-          <w:p>
-            <w:r/>
-            <w:r>
-              <w:rPr>
-                <w:rFonts w:ascii="黑体" w:hAnsi="黑体" w:eastAsia="黑体"/>
-                <w:b/>
-                <w:sz w:val="19"/>
-              </w:rPr>
-              <w:t>杜甫赠诗</w:t>
-            </w:r>
-          </w:p>
-        </w:tc>
-        <w:tc>
-          <w:tcPr>
-            <w:tcW w:type="dxa" w:w="2381"/>
-            <w:shd w:val="clear" w:fill="F2EFE6"/>
-          </w:tcPr>
-          <w:p>
-            <w:r/>
-            <w:r>
-              <w:rPr>
-                <w:rFonts w:ascii="黑体" w:hAnsi="黑体" w:eastAsia="黑体"/>
-                <w:b/>
-                <w:sz w:val="19"/>
-              </w:rPr>
-              <w:t>交往年代</w:t>
-            </w:r>
-          </w:p>
-        </w:tc>
-      </w:tr>
-      <w:tr>
-        <w:tc>
-          <w:tcPr>
-            <w:tcW w:type="dxa" w:w="1701"/>
-          </w:tcPr>
-          <w:p>
-            <w:r/>
-            <w:r>
-              <w:rPr>
-                <w:rFonts w:ascii="宋体" w:hAnsi="宋体" w:eastAsia="宋体"/>
-                <w:sz w:val="19"/>
-              </w:rPr>
-              <w:t>严武</w:t>
-            </w:r>
-          </w:p>
-        </w:tc>
-        <w:tc>
-          <w:tcPr>
-            <w:tcW w:type="dxa" w:w="1928"/>
-          </w:tcPr>
-          <w:p>
-            <w:r/>
-            <w:r>
-              <w:rPr>
-                <w:rFonts w:ascii="宋体" w:hAnsi="宋体" w:eastAsia="宋体"/>
-                <w:sz w:val="19"/>
-              </w:rPr>
-              <w:t>幕主</w:t>
-            </w:r>
-          </w:p>
-        </w:tc>
-        <w:tc>
-          <w:tcPr>
-            <w:tcW w:type="dxa" w:w="1928"/>
-          </w:tcPr>
-          <w:p>
-            <w:r/>
-            <w:r>
-              <w:rPr>
-                <w:rFonts w:ascii="宋体" w:hAnsi="宋体" w:eastAsia="宋体"/>
-                <w:sz w:val="19"/>
-              </w:rPr>
-              <w:t>13 首</w:t>
-            </w:r>
-          </w:p>
-        </w:tc>
-        <w:tc>
-          <w:tcPr>
-            <w:tcW w:type="dxa" w:w="2381"/>
-          </w:tcPr>
-          <w:p>
-            <w:r/>
-            <w:r>
-              <w:rPr>
-                <w:rFonts w:ascii="宋体" w:hAnsi="宋体" w:eastAsia="宋体"/>
-                <w:sz w:val="19"/>
-              </w:rPr>
-              <w:t>760—765</w:t>
-            </w:r>
-          </w:p>
-        </w:tc>
-      </w:tr>
-      <w:tr>
-        <w:tc>
-          <w:tcPr>
-            <w:tcW w:type="dxa" w:w="1701"/>
-          </w:tcPr>
-          <w:p>
-            <w:r/>
-            <w:r>
-              <w:rPr>
-                <w:rFonts w:ascii="宋体" w:hAnsi="宋体" w:eastAsia="宋体"/>
-                <w:sz w:val="19"/>
-              </w:rPr>
-              <w:t>李白</w:t>
-            </w:r>
-          </w:p>
-        </w:tc>
-        <w:tc>
-          <w:tcPr>
-            <w:tcW w:type="dxa" w:w="1928"/>
-          </w:tcPr>
-          <w:p>
-            <w:r/>
-            <w:r>
-              <w:rPr>
-                <w:rFonts w:ascii="宋体" w:hAnsi="宋体" w:eastAsia="宋体"/>
-                <w:sz w:val="19"/>
-              </w:rPr>
-              <w:t>挚友</w:t>
-            </w:r>
-          </w:p>
-        </w:tc>
-        <w:tc>
-          <w:tcPr>
-            <w:tcW w:type="dxa" w:w="1928"/>
-          </w:tcPr>
-          <w:p>
-            <w:r/>
-            <w:r>
-              <w:rPr>
-                <w:rFonts w:ascii="宋体" w:hAnsi="宋体" w:eastAsia="宋体"/>
-                <w:sz w:val="19"/>
-              </w:rPr>
-              <w:t>11 首</w:t>
-            </w:r>
-          </w:p>
-        </w:tc>
-        <w:tc>
-          <w:tcPr>
-            <w:tcW w:type="dxa" w:w="2381"/>
-          </w:tcPr>
-          <w:p>
-            <w:r/>
-            <w:r>
-              <w:rPr>
-                <w:rFonts w:ascii="宋体" w:hAnsi="宋体" w:eastAsia="宋体"/>
-                <w:sz w:val="19"/>
-              </w:rPr>
-              <w:t>744—745</w:t>
-            </w:r>
-          </w:p>
-        </w:tc>
-      </w:tr>
-      <w:tr>
-        <w:tc>
-          <w:tcPr>
-            <w:tcW w:type="dxa" w:w="1701"/>
-          </w:tcPr>
-          <w:p>
-            <w:r/>
-            <w:r>
-              <w:rPr>
-                <w:rFonts w:ascii="宋体" w:hAnsi="宋体" w:eastAsia="宋体"/>
-                <w:sz w:val="19"/>
-              </w:rPr>
-              <w:t>高适</w:t>
-            </w:r>
-          </w:p>
-        </w:tc>
-        <w:tc>
-          <w:tcPr>
-            <w:tcW w:type="dxa" w:w="1928"/>
-          </w:tcPr>
-          <w:p>
-            <w:r/>
-            <w:r>
-              <w:rPr>
-                <w:rFonts w:ascii="宋体" w:hAnsi="宋体" w:eastAsia="宋体"/>
-                <w:sz w:val="19"/>
-              </w:rPr>
-              <w:t>挚友</w:t>
-            </w:r>
-          </w:p>
-        </w:tc>
-        <w:tc>
-          <w:tcPr>
-            <w:tcW w:type="dxa" w:w="1928"/>
-          </w:tcPr>
-          <w:p>
-            <w:r/>
-            <w:r>
-              <w:rPr>
-                <w:rFonts w:ascii="宋体" w:hAnsi="宋体" w:eastAsia="宋体"/>
-                <w:sz w:val="19"/>
-              </w:rPr>
-              <w:t>10 首</w:t>
-            </w:r>
-          </w:p>
-        </w:tc>
-        <w:tc>
-          <w:tcPr>
-            <w:tcW w:type="dxa" w:w="2381"/>
-          </w:tcPr>
-          <w:p>
-            <w:r/>
-            <w:r>
-              <w:rPr>
-                <w:rFonts w:ascii="宋体" w:hAnsi="宋体" w:eastAsia="宋体"/>
-                <w:sz w:val="19"/>
-              </w:rPr>
-              <w:t>744—765</w:t>
-            </w:r>
-          </w:p>
-        </w:tc>
-      </w:tr>
-      <w:tr>
-        <w:tc>
-          <w:tcPr>
-            <w:tcW w:type="dxa" w:w="1701"/>
-          </w:tcPr>
-          <w:p>
-            <w:r/>
-            <w:r>
-              <w:rPr>
-                <w:rFonts w:ascii="宋体" w:hAnsi="宋体" w:eastAsia="宋体"/>
-                <w:sz w:val="19"/>
-              </w:rPr>
-              <w:t>郑虔</w:t>
-            </w:r>
-          </w:p>
-        </w:tc>
-        <w:tc>
-          <w:tcPr>
-            <w:tcW w:type="dxa" w:w="1928"/>
-          </w:tcPr>
-          <w:p>
-            <w:r/>
-            <w:r>
-              <w:rPr>
-                <w:rFonts w:ascii="宋体" w:hAnsi="宋体" w:eastAsia="宋体"/>
-                <w:sz w:val="19"/>
-              </w:rPr>
-              <w:t>挚友</w:t>
-            </w:r>
-          </w:p>
-        </w:tc>
-        <w:tc>
-          <w:tcPr>
-            <w:tcW w:type="dxa" w:w="1928"/>
-          </w:tcPr>
-          <w:p>
-            <w:r/>
-            <w:r>
-              <w:rPr>
-                <w:rFonts w:ascii="宋体" w:hAnsi="宋体" w:eastAsia="宋体"/>
-                <w:sz w:val="19"/>
-              </w:rPr>
-              <w:t>7 首</w:t>
-            </w:r>
-          </w:p>
-        </w:tc>
-        <w:tc>
-          <w:tcPr>
-            <w:tcW w:type="dxa" w:w="2381"/>
-          </w:tcPr>
-          <w:p>
-            <w:r/>
-            <w:r>
-              <w:rPr>
-                <w:rFonts w:ascii="宋体" w:hAnsi="宋体" w:eastAsia="宋体"/>
-                <w:sz w:val="19"/>
-              </w:rPr>
-              <w:t>751—759</w:t>
-            </w:r>
-          </w:p>
-        </w:tc>
-      </w:tr>
-      <w:tr>
-        <w:tc>
-          <w:tcPr>
-            <w:tcW w:type="dxa" w:w="1701"/>
-          </w:tcPr>
-          <w:p>
-            <w:r/>
-            <w:r>
-              <w:rPr>
-                <w:rFonts w:ascii="宋体" w:hAnsi="宋体" w:eastAsia="宋体"/>
-                <w:sz w:val="19"/>
-              </w:rPr>
-              <w:t>岑参</w:t>
-            </w:r>
-          </w:p>
-        </w:tc>
-        <w:tc>
-          <w:tcPr>
-            <w:tcW w:type="dxa" w:w="1928"/>
-          </w:tcPr>
-          <w:p>
-            <w:r/>
-            <w:r>
-              <w:rPr>
-                <w:rFonts w:ascii="宋体" w:hAnsi="宋体" w:eastAsia="宋体"/>
-                <w:sz w:val="19"/>
-              </w:rPr>
-              <w:t>诗友</w:t>
-            </w:r>
-          </w:p>
-        </w:tc>
-        <w:tc>
-          <w:tcPr>
-            <w:tcW w:type="dxa" w:w="1928"/>
-          </w:tcPr>
-          <w:p>
-            <w:r/>
-            <w:r>
-              <w:rPr>
-                <w:rFonts w:ascii="宋体" w:hAnsi="宋体" w:eastAsia="宋体"/>
-                <w:sz w:val="19"/>
-              </w:rPr>
-              <w:t>5 首</w:t>
-            </w:r>
-          </w:p>
-        </w:tc>
-        <w:tc>
-          <w:tcPr>
-            <w:tcW w:type="dxa" w:w="2381"/>
-          </w:tcPr>
-          <w:p>
-            <w:r/>
-            <w:r>
-              <w:rPr>
-                <w:rFonts w:ascii="宋体" w:hAnsi="宋体" w:eastAsia="宋体"/>
-                <w:sz w:val="19"/>
-              </w:rPr>
-              <w:t>751—766</w:t>
-            </w:r>
-          </w:p>
-        </w:tc>
-      </w:tr>
-      <w:tr>
-        <w:tc>
-          <w:tcPr>
-            <w:tcW w:type="dxa" w:w="1701"/>
-          </w:tcPr>
-          <w:p>
-            <w:r/>
-            <w:r>
-              <w:rPr>
-                <w:rFonts w:ascii="宋体" w:hAnsi="宋体" w:eastAsia="宋体"/>
-                <w:sz w:val="19"/>
-              </w:rPr>
-              <w:t>房琯</w:t>
-            </w:r>
-          </w:p>
-        </w:tc>
-        <w:tc>
-          <w:tcPr>
-            <w:tcW w:type="dxa" w:w="1928"/>
-          </w:tcPr>
-          <w:p>
-            <w:r/>
-            <w:r>
-              <w:rPr>
-                <w:rFonts w:ascii="宋体" w:hAnsi="宋体" w:eastAsia="宋体"/>
-                <w:sz w:val="19"/>
-              </w:rPr>
-              <w:t>同僚</w:t>
-            </w:r>
-          </w:p>
-        </w:tc>
-        <w:tc>
-          <w:tcPr>
-            <w:tcW w:type="dxa" w:w="1928"/>
-          </w:tcPr>
-          <w:p>
-            <w:r/>
-            <w:r>
-              <w:rPr>
-                <w:rFonts w:ascii="宋体" w:hAnsi="宋体" w:eastAsia="宋体"/>
-                <w:sz w:val="19"/>
-              </w:rPr>
-              <w:t>4 首</w:t>
-            </w:r>
-          </w:p>
-        </w:tc>
-        <w:tc>
-          <w:tcPr>
-            <w:tcW w:type="dxa" w:w="2381"/>
-          </w:tcPr>
-          <w:p>
-            <w:r/>
-            <w:r>
-              <w:rPr>
-                <w:rFonts w:ascii="宋体" w:hAnsi="宋体" w:eastAsia="宋体"/>
-                <w:sz w:val="19"/>
-              </w:rPr>
-              <w:t>756—764</w:t>
-            </w:r>
-          </w:p>
-        </w:tc>
-      </w:tr>
-      <w:tr>
-        <w:tc>
-          <w:tcPr>
-            <w:tcW w:type="dxa" w:w="1701"/>
-          </w:tcPr>
-          <w:p>
-            <w:r/>
-            <w:r>
-              <w:rPr>
-                <w:rFonts w:ascii="宋体" w:hAnsi="宋体" w:eastAsia="宋体"/>
-                <w:sz w:val="19"/>
-              </w:rPr>
-              <w:t>李琎</w:t>
-            </w:r>
-          </w:p>
-        </w:tc>
-        <w:tc>
-          <w:tcPr>
-            <w:tcW w:type="dxa" w:w="1928"/>
-          </w:tcPr>
-          <w:p>
-            <w:r/>
-            <w:r>
-              <w:rPr>
-                <w:rFonts w:ascii="宋体" w:hAnsi="宋体" w:eastAsia="宋体"/>
-                <w:sz w:val="19"/>
-              </w:rPr>
-              <w:t>艺术知音</w:t>
-            </w:r>
-          </w:p>
-        </w:tc>
-        <w:tc>
-          <w:tcPr>
-            <w:tcW w:type="dxa" w:w="1928"/>
-          </w:tcPr>
-          <w:p>
-            <w:r/>
-            <w:r>
-              <w:rPr>
-                <w:rFonts w:ascii="宋体" w:hAnsi="宋体" w:eastAsia="宋体"/>
-                <w:sz w:val="19"/>
-              </w:rPr>
-              <w:t>3 首</w:t>
-            </w:r>
-          </w:p>
-        </w:tc>
-        <w:tc>
-          <w:tcPr>
-            <w:tcW w:type="dxa" w:w="2381"/>
-          </w:tcPr>
-          <w:p>
-            <w:r/>
-            <w:r>
-              <w:rPr>
-                <w:rFonts w:ascii="宋体" w:hAnsi="宋体" w:eastAsia="宋体"/>
-                <w:sz w:val="19"/>
-              </w:rPr>
-              <w:t>746—750</w:t>
-            </w:r>
-          </w:p>
-        </w:tc>
-      </w:tr>
-      <w:tr>
-        <w:tc>
-          <w:tcPr>
-            <w:tcW w:type="dxa" w:w="1701"/>
-          </w:tcPr>
-          <w:p>
-            <w:r/>
-            <w:r>
-              <w:rPr>
-                <w:rFonts w:ascii="宋体" w:hAnsi="宋体" w:eastAsia="宋体"/>
-                <w:sz w:val="19"/>
-              </w:rPr>
-              <w:t>曹霸</w:t>
-            </w:r>
-          </w:p>
-        </w:tc>
-        <w:tc>
-          <w:tcPr>
-            <w:tcW w:type="dxa" w:w="1928"/>
-          </w:tcPr>
-          <w:p>
-            <w:r/>
-            <w:r>
-              <w:rPr>
-                <w:rFonts w:ascii="宋体" w:hAnsi="宋体" w:eastAsia="宋体"/>
-                <w:sz w:val="19"/>
-              </w:rPr>
-              <w:t>艺术知音</w:t>
-            </w:r>
-          </w:p>
-        </w:tc>
-        <w:tc>
-          <w:tcPr>
-            <w:tcW w:type="dxa" w:w="1928"/>
-          </w:tcPr>
-          <w:p>
-            <w:r/>
-            <w:r>
-              <w:rPr>
-                <w:rFonts w:ascii="宋体" w:hAnsi="宋体" w:eastAsia="宋体"/>
-                <w:sz w:val="19"/>
-              </w:rPr>
-              <w:t>3 首</w:t>
-            </w:r>
-          </w:p>
-        </w:tc>
-        <w:tc>
-          <w:tcPr>
-            <w:tcW w:type="dxa" w:w="2381"/>
-          </w:tcPr>
-          <w:p>
-            <w:r/>
-            <w:r>
-              <w:rPr>
-                <w:rFonts w:ascii="宋体" w:hAnsi="宋体" w:eastAsia="宋体"/>
-                <w:sz w:val="19"/>
-              </w:rPr>
-              <w:t>741—764</w:t>
-            </w:r>
-          </w:p>
-        </w:tc>
-      </w:tr>
-      <w:tr>
-        <w:tc>
-          <w:tcPr>
-            <w:tcW w:type="dxa" w:w="1701"/>
-          </w:tcPr>
-          <w:p>
-            <w:r/>
-            <w:r>
-              <w:rPr>
-                <w:rFonts w:ascii="宋体" w:hAnsi="宋体" w:eastAsia="宋体"/>
-                <w:sz w:val="19"/>
-              </w:rPr>
-              <w:t>苏源明</w:t>
-            </w:r>
-          </w:p>
-        </w:tc>
-        <w:tc>
-          <w:tcPr>
-            <w:tcW w:type="dxa" w:w="1928"/>
-          </w:tcPr>
-          <w:p>
-            <w:r/>
-            <w:r>
-              <w:rPr>
-                <w:rFonts w:ascii="宋体" w:hAnsi="宋体" w:eastAsia="宋体"/>
-                <w:sz w:val="19"/>
-              </w:rPr>
-              <w:t>同僚</w:t>
-            </w:r>
-          </w:p>
-        </w:tc>
-        <w:tc>
-          <w:tcPr>
-            <w:tcW w:type="dxa" w:w="1928"/>
-          </w:tcPr>
-          <w:p>
-            <w:r/>
-            <w:r>
-              <w:rPr>
-                <w:rFonts w:ascii="宋体" w:hAnsi="宋体" w:eastAsia="宋体"/>
-                <w:sz w:val="19"/>
-              </w:rPr>
-              <w:t>2 首</w:t>
-            </w:r>
-          </w:p>
-        </w:tc>
-        <w:tc>
-          <w:tcPr>
-            <w:tcW w:type="dxa" w:w="2381"/>
-          </w:tcPr>
-          <w:p>
-            <w:r/>
-            <w:r>
-              <w:rPr>
-                <w:rFonts w:ascii="宋体" w:hAnsi="宋体" w:eastAsia="宋体"/>
-                <w:sz w:val="19"/>
-              </w:rPr>
-              <w:t>751—764</w:t>
-            </w:r>
-          </w:p>
-        </w:tc>
-      </w:tr>
-      <w:tr>
-        <w:tc>
-          <w:tcPr>
-            <w:tcW w:type="dxa" w:w="1701"/>
-          </w:tcPr>
-          <w:p>
-            <w:r/>
-            <w:r>
-              <w:rPr>
-                <w:rFonts w:ascii="宋体" w:hAnsi="宋体" w:eastAsia="宋体"/>
-                <w:sz w:val="19"/>
-              </w:rPr>
-              <w:t>李邕</w:t>
-            </w:r>
-          </w:p>
-        </w:tc>
-        <w:tc>
-          <w:tcPr>
-            <w:tcW w:type="dxa" w:w="1928"/>
-          </w:tcPr>
-          <w:p>
-            <w:r/>
-            <w:r>
-              <w:rPr>
-                <w:rFonts w:ascii="宋体" w:hAnsi="宋体" w:eastAsia="宋体"/>
-                <w:sz w:val="19"/>
-              </w:rPr>
-              <w:t>前辈</w:t>
-            </w:r>
-          </w:p>
-        </w:tc>
-        <w:tc>
-          <w:tcPr>
-            <w:tcW w:type="dxa" w:w="1928"/>
-          </w:tcPr>
-          <w:p>
-            <w:r/>
-            <w:r>
-              <w:rPr>
-                <w:rFonts w:ascii="宋体" w:hAnsi="宋体" w:eastAsia="宋体"/>
-                <w:sz w:val="19"/>
-              </w:rPr>
-              <w:t>2 首</w:t>
-            </w:r>
-          </w:p>
-        </w:tc>
-        <w:tc>
-          <w:tcPr>
-            <w:tcW w:type="dxa" w:w="2381"/>
-          </w:tcPr>
-          <w:p>
-            <w:r/>
-            <w:r>
-              <w:rPr>
-                <w:rFonts w:ascii="宋体" w:hAnsi="宋体" w:eastAsia="宋体"/>
-                <w:sz w:val="19"/>
-              </w:rPr>
-              <w:t>745—747</w:t>
-            </w:r>
-          </w:p>
-        </w:tc>
-      </w:tr>
-      <w:tr>
-        <w:tc>
-          <w:tcPr>
-            <w:tcW w:type="dxa" w:w="1701"/>
-          </w:tcPr>
-          <w:p>
-            <w:r/>
-            <w:r>
-              <w:rPr>
-                <w:rFonts w:ascii="宋体" w:hAnsi="宋体" w:eastAsia="宋体"/>
-                <w:sz w:val="19"/>
-              </w:rPr>
-              <w:t>张旭</w:t>
-            </w:r>
-          </w:p>
-        </w:tc>
-        <w:tc>
-          <w:tcPr>
-            <w:tcW w:type="dxa" w:w="1928"/>
-          </w:tcPr>
-          <w:p>
-            <w:r/>
-            <w:r>
-              <w:rPr>
-                <w:rFonts w:ascii="宋体" w:hAnsi="宋体" w:eastAsia="宋体"/>
-                <w:sz w:val="19"/>
-              </w:rPr>
-              <w:t>艺术知音</w:t>
-            </w:r>
-          </w:p>
-        </w:tc>
-        <w:tc>
-          <w:tcPr>
-            <w:tcW w:type="dxa" w:w="1928"/>
-          </w:tcPr>
-          <w:p>
-            <w:r/>
-            <w:r>
-              <w:rPr>
-                <w:rFonts w:ascii="宋体" w:hAnsi="宋体" w:eastAsia="宋体"/>
-                <w:sz w:val="19"/>
-              </w:rPr>
-              <w:t>2 首</w:t>
-            </w:r>
-          </w:p>
-        </w:tc>
-        <w:tc>
-          <w:tcPr>
-            <w:tcW w:type="dxa" w:w="2381"/>
-          </w:tcPr>
-          <w:p>
-            <w:r/>
-            <w:r>
-              <w:rPr>
-                <w:rFonts w:ascii="宋体" w:hAnsi="宋体" w:eastAsia="宋体"/>
-                <w:sz w:val="19"/>
-              </w:rPr>
-              <w:t>746—750</w:t>
-            </w:r>
-          </w:p>
-        </w:tc>
-      </w:tr>
-      <w:tr>
-        <w:tc>
-          <w:tcPr>
-            <w:tcW w:type="dxa" w:w="1701"/>
-          </w:tcPr>
-          <w:p>
-            <w:r/>
-            <w:r>
-              <w:rPr>
-                <w:rFonts w:ascii="宋体" w:hAnsi="宋体" w:eastAsia="宋体"/>
-                <w:sz w:val="19"/>
-              </w:rPr>
-              <w:t>李龟年</w:t>
-            </w:r>
-          </w:p>
-        </w:tc>
-        <w:tc>
-          <w:tcPr>
-            <w:tcW w:type="dxa" w:w="1928"/>
-          </w:tcPr>
-          <w:p>
-            <w:r/>
-            <w:r>
-              <w:rPr>
-                <w:rFonts w:ascii="宋体" w:hAnsi="宋体" w:eastAsia="宋体"/>
-                <w:sz w:val="19"/>
-              </w:rPr>
-              <w:t>艺术知音</w:t>
-            </w:r>
-          </w:p>
-        </w:tc>
-        <w:tc>
-          <w:tcPr>
-            <w:tcW w:type="dxa" w:w="1928"/>
-          </w:tcPr>
-          <w:p>
-            <w:r/>
-            <w:r>
-              <w:rPr>
-                <w:rFonts w:ascii="宋体" w:hAnsi="宋体" w:eastAsia="宋体"/>
-                <w:sz w:val="19"/>
-              </w:rPr>
-              <w:t>1 首</w:t>
-            </w:r>
-          </w:p>
-        </w:tc>
-        <w:tc>
-          <w:tcPr>
-            <w:tcW w:type="dxa" w:w="2381"/>
-          </w:tcPr>
-          <w:p>
-            <w:r/>
-            <w:r>
-              <w:rPr>
-                <w:rFonts w:ascii="宋体" w:hAnsi="宋体" w:eastAsia="宋体"/>
-                <w:sz w:val="19"/>
-              </w:rPr>
-              <w:t>740—770</w:t>
-            </w:r>
-          </w:p>
-        </w:tc>
-      </w:tr>
-    </w:tbl>
-    <w:p/>
-    <w:p>
-      <w:pPr>
-        <w:ind w:firstLine="420"/>
-      </w:pPr>
-      <w:r>
-        <w:rPr>
-          <w:rFonts w:ascii="宋体" w:hAnsi="宋体" w:eastAsia="宋体"/>
-          <w:sz w:val="21"/>
-        </w:rPr>
-        <w:t>与李白的十一条记录里，有三条最能说明问题：</w:t>
-      </w:r>
-    </w:p>
-    <w:p>
-      <w:pPr>
-        <w:pStyle w:val="ListBullet"/>
-      </w:pPr>
-      <w:r>
-        <w:rPr>
-          <w:rFonts w:ascii="宋体" w:hAnsi="宋体" w:eastAsia="宋体"/>
-          <w:sz w:val="21"/>
-        </w:rPr>
-        <w:t>《赠李白》"痛饮狂歌空度日，飞扬跋扈为谁雄"——写给对方的，其实是自己看见的另一种活法。</w:t>
-      </w:r>
-    </w:p>
-    <w:p>
-      <w:pPr>
-        <w:pStyle w:val="ListBullet"/>
-      </w:pPr>
-      <w:r>
-        <w:rPr>
-          <w:rFonts w:ascii="宋体" w:hAnsi="宋体" w:eastAsia="宋体"/>
-          <w:sz w:val="21"/>
-        </w:rPr>
-        <w:t>《与李十二白同寻范十隐居》"醉眠秋共被，携手日同行"——同游的日常，罕见地轻。</w:t>
-      </w:r>
-    </w:p>
-    <w:p>
-      <w:pPr>
-        <w:pStyle w:val="ListBullet"/>
-      </w:pPr>
-      <w:r>
-        <w:rPr>
-          <w:rFonts w:ascii="宋体" w:hAnsi="宋体" w:eastAsia="宋体"/>
-          <w:sz w:val="21"/>
-        </w:rPr>
-        <w:t>《春日忆李白》"渭北春天树，江东日暮云"——把两个人写成两处地理。</w:t>
-      </w:r>
-    </w:p>
-    <w:p>
-      <w:pPr>
-        <w:ind w:firstLine="420"/>
-      </w:pPr>
-      <w:r>
-        <w:rPr>
-          <w:rFonts w:ascii="宋体" w:hAnsi="宋体" w:eastAsia="宋体"/>
-          <w:sz w:val="21"/>
-        </w:rPr>
-        <w:t>严羽《沧浪诗话》说"子美不能为太白之飘逸，太白不能为子美之沉郁"。这句话被放在交游面板的题眼位置：飘逸与沉郁不是两个风格标签，而是两种面对世界的姿态。把赠诗数量、交往年代与诗中的句子并置，这层关系才立得住。</w:t>
-      </w:r>
-    </w:p>
-    <w:p>
-      <w:pPr>
-        <w:pStyle w:val="Heading1"/>
-      </w:pPr>
-      <w:r>
-        <w:t>七、三十条评点：历代读者怎么读他</w:t>
-      </w:r>
-    </w:p>
-    <w:p>
-      <w:pPr>
-        <w:ind w:firstLine="420"/>
-      </w:pPr>
-      <w:r>
-        <w:rPr>
-          <w:rFonts w:ascii="宋体" w:hAnsi="宋体" w:eastAsia="宋体"/>
-          <w:sz w:val="21"/>
-        </w:rPr>
-        <w:t>评点面板收了 30 条，从杜甫自述一直排到清人。它不是"名句赏析"，而是</w:t>
-      </w:r>
-      <w:r>
-        <w:rPr>
-          <w:rFonts w:ascii="宋体" w:hAnsi="宋体" w:eastAsia="宋体"/>
-          <w:b/>
-          <w:sz w:val="21"/>
-        </w:rPr>
-        <w:t>接受史</w:t>
-      </w:r>
-      <w:r>
-        <w:rPr>
-          <w:rFonts w:ascii="宋体" w:hAnsi="宋体" w:eastAsia="宋体"/>
-          <w:sz w:val="21"/>
-        </w:rPr>
-        <w:t>：同一个杜甫，在不同朝代被读成不同的样子。</w:t>
-      </w:r>
-    </w:p>
-    <w:tbl>
-      <w:tblPr>
-        <w:tblStyle w:val="TableGrid"/>
-        <w:tblW w:type="auto" w:w="0"/>
-        <w:jc w:val="center"/>
-        <w:tblLook w:firstColumn="1" w:firstRow="1" w:lastColumn="0" w:lastRow="0" w:noHBand="0" w:noVBand="1" w:val="04A0"/>
-      </w:tblPr>
-      <w:tblGrid>
-        <w:gridCol w:w="3061"/>
-        <w:gridCol w:w="3061"/>
-        <w:gridCol w:w="3061"/>
-      </w:tblGrid>
-      <w:tr>
-        <w:tc>
-          <w:tcPr>
-            <w:tcW w:type="dxa" w:w="1928"/>
-            <w:shd w:val="clear" w:fill="F2EFE6"/>
-          </w:tcPr>
-          <w:p>
-            <w:r/>
-            <w:r>
-              <w:rPr>
-                <w:rFonts w:ascii="黑体" w:hAnsi="黑体" w:eastAsia="黑体"/>
-                <w:b/>
-                <w:sz w:val="19"/>
-              </w:rPr>
-              <w:t>评者</w:t>
-            </w:r>
-          </w:p>
-        </w:tc>
-        <w:tc>
-          <w:tcPr>
-            <w:tcW w:type="dxa" w:w="3628"/>
-            <w:shd w:val="clear" w:fill="F2EFE6"/>
-          </w:tcPr>
-          <w:p>
-            <w:r/>
-            <w:r>
-              <w:rPr>
-                <w:rFonts w:ascii="黑体" w:hAnsi="黑体" w:eastAsia="黑体"/>
-                <w:b/>
-                <w:sz w:val="19"/>
-              </w:rPr>
-              <w:t>出处</w:t>
-            </w:r>
-          </w:p>
-        </w:tc>
-        <w:tc>
-          <w:tcPr>
-            <w:tcW w:type="dxa" w:w="3742"/>
-            <w:shd w:val="clear" w:fill="F2EFE6"/>
-          </w:tcPr>
-          <w:p>
-            <w:r/>
-            <w:r>
-              <w:rPr>
-                <w:rFonts w:ascii="黑体" w:hAnsi="黑体" w:eastAsia="黑体"/>
-                <w:b/>
-                <w:sz w:val="19"/>
-              </w:rPr>
-              <w:t>要点</w:t>
-            </w:r>
-          </w:p>
-        </w:tc>
-      </w:tr>
-      <w:tr>
-        <w:tc>
-          <w:tcPr>
-            <w:tcW w:type="dxa" w:w="1928"/>
-          </w:tcPr>
-          <w:p>
-            <w:r/>
-            <w:r>
-              <w:rPr>
-                <w:rFonts w:ascii="宋体" w:hAnsi="宋体" w:eastAsia="宋体"/>
-                <w:sz w:val="19"/>
-              </w:rPr>
-              <w:t>杜甫</w:t>
-            </w:r>
-          </w:p>
-        </w:tc>
-        <w:tc>
-          <w:tcPr>
-            <w:tcW w:type="dxa" w:w="3628"/>
-          </w:tcPr>
-          <w:p>
-            <w:r/>
-            <w:r>
-              <w:rPr>
-                <w:rFonts w:ascii="宋体" w:hAnsi="宋体" w:eastAsia="宋体"/>
-                <w:sz w:val="19"/>
-              </w:rPr>
-              <w:t>《进雕赋表》</w:t>
-            </w:r>
-          </w:p>
-        </w:tc>
-        <w:tc>
-          <w:tcPr>
-            <w:tcW w:type="dxa" w:w="3742"/>
-          </w:tcPr>
-          <w:p>
-            <w:r/>
-            <w:r>
-              <w:rPr>
-                <w:rFonts w:ascii="宋体" w:hAnsi="宋体" w:eastAsia="宋体"/>
-                <w:sz w:val="19"/>
-              </w:rPr>
-              <w:t>自述"沉郁顿挫，随时敏捷"——这是"沉郁顿挫"四字的出处</w:t>
-            </w:r>
-          </w:p>
-        </w:tc>
-      </w:tr>
-      <w:tr>
-        <w:tc>
-          <w:tcPr>
-            <w:tcW w:type="dxa" w:w="1928"/>
-          </w:tcPr>
-          <w:p>
-            <w:r/>
-            <w:r>
-              <w:rPr>
-                <w:rFonts w:ascii="宋体" w:hAnsi="宋体" w:eastAsia="宋体"/>
-                <w:sz w:val="19"/>
-              </w:rPr>
-              <w:t>元稹</w:t>
-            </w:r>
-          </w:p>
-        </w:tc>
-        <w:tc>
-          <w:tcPr>
-            <w:tcW w:type="dxa" w:w="3628"/>
-          </w:tcPr>
-          <w:p>
-            <w:r/>
-            <w:r>
-              <w:rPr>
-                <w:rFonts w:ascii="宋体" w:hAnsi="宋体" w:eastAsia="宋体"/>
-                <w:sz w:val="19"/>
-              </w:rPr>
-              <w:t>《唐故工部员外郎杜君墓系铭》</w:t>
-            </w:r>
-          </w:p>
-        </w:tc>
-        <w:tc>
-          <w:tcPr>
-            <w:tcW w:type="dxa" w:w="3742"/>
-          </w:tcPr>
-          <w:p>
-            <w:r/>
-            <w:r>
-              <w:rPr>
-                <w:rFonts w:ascii="宋体" w:hAnsi="宋体" w:eastAsia="宋体"/>
-                <w:sz w:val="19"/>
-              </w:rPr>
-              <w:t>"尽得古今之体势，而兼人人之所独专"</w:t>
-            </w:r>
-          </w:p>
-        </w:tc>
-      </w:tr>
-      <w:tr>
-        <w:tc>
-          <w:tcPr>
-            <w:tcW w:type="dxa" w:w="1928"/>
-          </w:tcPr>
-          <w:p>
-            <w:r/>
-            <w:r>
-              <w:rPr>
-                <w:rFonts w:ascii="宋体" w:hAnsi="宋体" w:eastAsia="宋体"/>
-                <w:sz w:val="19"/>
-              </w:rPr>
-              <w:t>韩愈</w:t>
-            </w:r>
-          </w:p>
-        </w:tc>
-        <w:tc>
-          <w:tcPr>
-            <w:tcW w:type="dxa" w:w="3628"/>
-          </w:tcPr>
-          <w:p>
-            <w:r/>
-            <w:r>
-              <w:rPr>
-                <w:rFonts w:ascii="宋体" w:hAnsi="宋体" w:eastAsia="宋体"/>
-                <w:sz w:val="19"/>
-              </w:rPr>
-              <w:t>《调张籍》</w:t>
-            </w:r>
-          </w:p>
-        </w:tc>
-        <w:tc>
-          <w:tcPr>
-            <w:tcW w:type="dxa" w:w="3742"/>
-          </w:tcPr>
-          <w:p>
-            <w:r/>
-            <w:r>
-              <w:rPr>
-                <w:rFonts w:ascii="宋体" w:hAnsi="宋体" w:eastAsia="宋体"/>
-                <w:sz w:val="19"/>
-              </w:rPr>
-              <w:t>"李杜文章在，光焰万丈长"</w:t>
-            </w:r>
-          </w:p>
-        </w:tc>
-      </w:tr>
-      <w:tr>
-        <w:tc>
-          <w:tcPr>
-            <w:tcW w:type="dxa" w:w="1928"/>
-          </w:tcPr>
-          <w:p>
-            <w:r/>
-            <w:r>
-              <w:rPr>
-                <w:rFonts w:ascii="宋体" w:hAnsi="宋体" w:eastAsia="宋体"/>
-                <w:sz w:val="19"/>
-              </w:rPr>
-              <w:t>白居易</w:t>
-            </w:r>
-          </w:p>
-        </w:tc>
-        <w:tc>
-          <w:tcPr>
-            <w:tcW w:type="dxa" w:w="3628"/>
-          </w:tcPr>
-          <w:p>
-            <w:r/>
-            <w:r>
-              <w:rPr>
-                <w:rFonts w:ascii="宋体" w:hAnsi="宋体" w:eastAsia="宋体"/>
-                <w:sz w:val="19"/>
-              </w:rPr>
-              <w:t>《与元九书》</w:t>
-            </w:r>
-          </w:p>
-        </w:tc>
-        <w:tc>
-          <w:tcPr>
-            <w:tcW w:type="dxa" w:w="3742"/>
-          </w:tcPr>
-          <w:p>
-            <w:r/>
-            <w:r>
-              <w:rPr>
-                <w:rFonts w:ascii="宋体" w:hAnsi="宋体" w:eastAsia="宋体"/>
-                <w:sz w:val="19"/>
-              </w:rPr>
-              <w:t>"贯穿今古，覼缕格律，尽工尽善"</w:t>
-            </w:r>
-          </w:p>
-        </w:tc>
-      </w:tr>
-      <w:tr>
-        <w:tc>
-          <w:tcPr>
-            <w:tcW w:type="dxa" w:w="1928"/>
-          </w:tcPr>
-          <w:p>
-            <w:r/>
-            <w:r>
-              <w:rPr>
-                <w:rFonts w:ascii="宋体" w:hAnsi="宋体" w:eastAsia="宋体"/>
-                <w:sz w:val="19"/>
-              </w:rPr>
-              <w:t>宋祁、欧阳修</w:t>
-            </w:r>
-          </w:p>
-        </w:tc>
-        <w:tc>
-          <w:tcPr>
-            <w:tcW w:type="dxa" w:w="3628"/>
-          </w:tcPr>
-          <w:p>
-            <w:r/>
-            <w:r>
-              <w:rPr>
-                <w:rFonts w:ascii="宋体" w:hAnsi="宋体" w:eastAsia="宋体"/>
-                <w:sz w:val="19"/>
-              </w:rPr>
-              <w:t>《新唐书·杜甫传》</w:t>
-            </w:r>
-          </w:p>
-        </w:tc>
-        <w:tc>
-          <w:tcPr>
-            <w:tcW w:type="dxa" w:w="3742"/>
-          </w:tcPr>
-          <w:p>
-            <w:r/>
-            <w:r>
-              <w:rPr>
-                <w:rFonts w:ascii="宋体" w:hAnsi="宋体" w:eastAsia="宋体"/>
-                <w:sz w:val="19"/>
-              </w:rPr>
-              <w:t>"善陈时事，律切精深……世号诗史"</w:t>
-            </w:r>
-          </w:p>
-        </w:tc>
-      </w:tr>
-      <w:tr>
-        <w:tc>
-          <w:tcPr>
-            <w:tcW w:type="dxa" w:w="1928"/>
-          </w:tcPr>
-          <w:p>
-            <w:r/>
-            <w:r>
-              <w:rPr>
-                <w:rFonts w:ascii="宋体" w:hAnsi="宋体" w:eastAsia="宋体"/>
-                <w:sz w:val="19"/>
-              </w:rPr>
-              <w:t>苏轼</w:t>
-            </w:r>
-          </w:p>
-        </w:tc>
-        <w:tc>
-          <w:tcPr>
-            <w:tcW w:type="dxa" w:w="3628"/>
-          </w:tcPr>
-          <w:p>
-            <w:r/>
-            <w:r>
-              <w:rPr>
-                <w:rFonts w:ascii="宋体" w:hAnsi="宋体" w:eastAsia="宋体"/>
-                <w:sz w:val="19"/>
-              </w:rPr>
-              <w:t>《王定国诗集叙》</w:t>
-            </w:r>
-          </w:p>
-        </w:tc>
-        <w:tc>
-          <w:tcPr>
-            <w:tcW w:type="dxa" w:w="3742"/>
-          </w:tcPr>
-          <w:p>
-            <w:r/>
-            <w:r>
-              <w:rPr>
-                <w:rFonts w:ascii="宋体" w:hAnsi="宋体" w:eastAsia="宋体"/>
-                <w:sz w:val="19"/>
-              </w:rPr>
-              <w:t>"一饭未尝忘君"</w:t>
-            </w:r>
-          </w:p>
-        </w:tc>
-      </w:tr>
-      <w:tr>
-        <w:tc>
-          <w:tcPr>
-            <w:tcW w:type="dxa" w:w="1928"/>
-          </w:tcPr>
-          <w:p>
-            <w:r/>
-            <w:r>
-              <w:rPr>
-                <w:rFonts w:ascii="宋体" w:hAnsi="宋体" w:eastAsia="宋体"/>
-                <w:sz w:val="19"/>
-              </w:rPr>
-              <w:t>黄庭坚</w:t>
-            </w:r>
-          </w:p>
-        </w:tc>
-        <w:tc>
-          <w:tcPr>
-            <w:tcW w:type="dxa" w:w="3628"/>
-          </w:tcPr>
-          <w:p>
-            <w:r/>
-            <w:r>
-              <w:rPr>
-                <w:rFonts w:ascii="宋体" w:hAnsi="宋体" w:eastAsia="宋体"/>
-                <w:sz w:val="19"/>
-              </w:rPr>
-              <w:t>《答洪驹父书》</w:t>
-            </w:r>
-          </w:p>
-        </w:tc>
-        <w:tc>
-          <w:tcPr>
-            <w:tcW w:type="dxa" w:w="3742"/>
-          </w:tcPr>
-          <w:p>
-            <w:r/>
-            <w:r>
-              <w:rPr>
-                <w:rFonts w:ascii="宋体" w:hAnsi="宋体" w:eastAsia="宋体"/>
-                <w:sz w:val="19"/>
-              </w:rPr>
-              <w:t>"无一字无来处"</w:t>
-            </w:r>
-          </w:p>
-        </w:tc>
-      </w:tr>
-      <w:tr>
-        <w:tc>
-          <w:tcPr>
-            <w:tcW w:type="dxa" w:w="1928"/>
-          </w:tcPr>
-          <w:p>
-            <w:r/>
-            <w:r>
-              <w:rPr>
-                <w:rFonts w:ascii="宋体" w:hAnsi="宋体" w:eastAsia="宋体"/>
-                <w:sz w:val="19"/>
-              </w:rPr>
-              <w:t>秦观</w:t>
-            </w:r>
-          </w:p>
-        </w:tc>
-        <w:tc>
-          <w:tcPr>
-            <w:tcW w:type="dxa" w:w="3628"/>
-          </w:tcPr>
-          <w:p>
-            <w:r/>
-            <w:r>
-              <w:rPr>
-                <w:rFonts w:ascii="宋体" w:hAnsi="宋体" w:eastAsia="宋体"/>
-                <w:sz w:val="19"/>
-              </w:rPr>
-              <w:t>《韩愈论》</w:t>
-            </w:r>
-          </w:p>
-        </w:tc>
-        <w:tc>
-          <w:tcPr>
-            <w:tcW w:type="dxa" w:w="3742"/>
-          </w:tcPr>
-          <w:p>
-            <w:r/>
-            <w:r>
-              <w:rPr>
-                <w:rFonts w:ascii="宋体" w:hAnsi="宋体" w:eastAsia="宋体"/>
-                <w:sz w:val="19"/>
-              </w:rPr>
-              <w:t>"集诗文之大成"</w:t>
-            </w:r>
-          </w:p>
-        </w:tc>
-      </w:tr>
-    </w:tbl>
-    <w:p/>
-    <w:p>
-      <w:pPr>
-        <w:ind w:firstLine="420"/>
-      </w:pPr>
-      <w:r>
-        <w:rPr>
-          <w:rFonts w:ascii="宋体" w:hAnsi="宋体" w:eastAsia="宋体"/>
-          <w:sz w:val="21"/>
-        </w:rPr>
-        <w:t>用法很简单：点开任意一首诗，诗卡右侧的"评点"给的是历代对</w:t>
-      </w:r>
-      <w:r>
-        <w:rPr>
-          <w:rFonts w:ascii="宋体" w:hAnsi="宋体" w:eastAsia="宋体"/>
-          <w:b/>
-          <w:sz w:val="21"/>
-        </w:rPr>
-        <w:t>这首诗</w:t>
-      </w:r>
-      <w:r>
-        <w:rPr>
-          <w:rFonts w:ascii="宋体" w:hAnsi="宋体" w:eastAsia="宋体"/>
-          <w:sz w:val="21"/>
-        </w:rPr>
-        <w:t>（或这一路诗）的判断，不是本作的评价。想看本作自己的话，看"依据"和"近邻"两栏——那两栏是可复核的。</w:t>
-      </w:r>
-    </w:p>
-    <w:p>
-      <w:pPr>
-        <w:pStyle w:val="Heading1"/>
-      </w:pPr>
-      <w:r>
-        <w:t>八、五期与半径：时间是可走的</w:t>
-      </w:r>
-    </w:p>
-    <w:p>
-      <w:pPr>
-        <w:ind w:firstLine="420"/>
-      </w:pPr>
-      <w:r>
-        <w:rPr>
-          <w:rFonts w:ascii="宋体" w:hAnsi="宋体" w:eastAsia="宋体"/>
-          <w:sz w:val="21"/>
-        </w:rPr>
-        <w:t>杜甫一生分五期，星海的半径带与之一一对应。越靠外，年代越晚。</w:t>
-      </w:r>
-    </w:p>
-    <w:tbl>
-      <w:tblPr>
-        <w:tblStyle w:val="TableGrid"/>
-        <w:tblW w:type="auto" w:w="0"/>
-        <w:jc w:val="center"/>
-        <w:tblLook w:firstColumn="1" w:firstRow="1" w:lastColumn="0" w:lastRow="0" w:noHBand="0" w:noVBand="1" w:val="04A0"/>
-      </w:tblPr>
-      <w:tblGrid>
-        <w:gridCol w:w="3061"/>
-        <w:gridCol w:w="3061"/>
-        <w:gridCol w:w="3061"/>
-      </w:tblGrid>
-      <w:tr>
-        <w:tc>
-          <w:tcPr>
-            <w:tcW w:type="dxa" w:w="3628"/>
-            <w:shd w:val="clear" w:fill="F2EFE6"/>
-          </w:tcPr>
-          <w:p>
-            <w:r/>
-            <w:r>
-              <w:rPr>
-                <w:rFonts w:ascii="黑体" w:hAnsi="黑体" w:eastAsia="黑体"/>
-                <w:b/>
-                <w:sz w:val="19"/>
-              </w:rPr>
-              <w:t>时期</w:t>
-            </w:r>
-          </w:p>
-        </w:tc>
-        <w:tc>
-          <w:tcPr>
-            <w:tcW w:type="dxa" w:w="1701"/>
-            <w:shd w:val="clear" w:fill="F2EFE6"/>
-          </w:tcPr>
-          <w:p>
-            <w:r/>
-            <w:r>
-              <w:rPr>
-                <w:rFonts w:ascii="黑体" w:hAnsi="黑体" w:eastAsia="黑体"/>
-                <w:b/>
-                <w:sz w:val="19"/>
-              </w:rPr>
-              <w:t>诗数</w:t>
-            </w:r>
-          </w:p>
-        </w:tc>
-        <w:tc>
-          <w:tcPr>
-            <w:tcW w:type="dxa" w:w="2835"/>
-            <w:shd w:val="clear" w:fill="F2EFE6"/>
-          </w:tcPr>
-          <w:p>
-            <w:r/>
-            <w:r>
-              <w:rPr>
-                <w:rFonts w:ascii="黑体" w:hAnsi="黑体" w:eastAsia="黑体"/>
-                <w:b/>
-                <w:sz w:val="19"/>
-              </w:rPr>
-              <w:t>作品密度</w:t>
-            </w:r>
-          </w:p>
-        </w:tc>
-      </w:tr>
-      <w:tr>
-        <w:tc>
-          <w:tcPr>
-            <w:tcW w:type="dxa" w:w="3628"/>
-          </w:tcPr>
-          <w:p>
-            <w:r/>
-            <w:r>
-              <w:rPr>
-                <w:rFonts w:ascii="宋体" w:hAnsi="宋体" w:eastAsia="宋体"/>
-                <w:sz w:val="19"/>
-              </w:rPr>
-              <w:t>读书漫游（712—745）</w:t>
-            </w:r>
-          </w:p>
-        </w:tc>
-        <w:tc>
-          <w:tcPr>
-            <w:tcW w:type="dxa" w:w="1701"/>
-          </w:tcPr>
-          <w:p>
-            <w:r/>
-            <w:r>
-              <w:rPr>
-                <w:rFonts w:ascii="宋体" w:hAnsi="宋体" w:eastAsia="宋体"/>
-                <w:sz w:val="19"/>
-              </w:rPr>
-              <w:t>63</w:t>
-            </w:r>
-          </w:p>
-        </w:tc>
-        <w:tc>
-          <w:tcPr>
-            <w:tcW w:type="dxa" w:w="2835"/>
-          </w:tcPr>
-          <w:p>
-            <w:r/>
-            <w:r>
-              <w:rPr>
-                <w:rFonts w:ascii="宋体" w:hAnsi="宋体" w:eastAsia="宋体"/>
-                <w:sz w:val="19"/>
-              </w:rPr>
-              <w:t>最稀</w:t>
-            </w:r>
-          </w:p>
-        </w:tc>
-      </w:tr>
-      <w:tr>
-        <w:tc>
-          <w:tcPr>
-            <w:tcW w:type="dxa" w:w="3628"/>
-          </w:tcPr>
-          <w:p>
-            <w:r/>
-            <w:r>
-              <w:rPr>
-                <w:rFonts w:ascii="宋体" w:hAnsi="宋体" w:eastAsia="宋体"/>
-                <w:sz w:val="19"/>
-              </w:rPr>
-              <w:t>困守长安（746—755）</w:t>
-            </w:r>
-          </w:p>
-        </w:tc>
-        <w:tc>
-          <w:tcPr>
-            <w:tcW w:type="dxa" w:w="1701"/>
-          </w:tcPr>
-          <w:p>
-            <w:r/>
-            <w:r>
-              <w:rPr>
-                <w:rFonts w:ascii="宋体" w:hAnsi="宋体" w:eastAsia="宋体"/>
-                <w:sz w:val="19"/>
-              </w:rPr>
-              <w:t>196</w:t>
-            </w:r>
-          </w:p>
-        </w:tc>
-        <w:tc>
-          <w:tcPr>
-            <w:tcW w:type="dxa" w:w="2835"/>
-          </w:tcPr>
-          <w:p>
-            <w:r/>
-            <w:r>
-              <w:rPr>
-                <w:rFonts w:ascii="宋体" w:hAnsi="宋体" w:eastAsia="宋体"/>
-                <w:sz w:val="19"/>
-              </w:rPr>
-              <w:t>中</w:t>
-            </w:r>
-          </w:p>
-        </w:tc>
-      </w:tr>
-      <w:tr>
-        <w:tc>
-          <w:tcPr>
-            <w:tcW w:type="dxa" w:w="3628"/>
-          </w:tcPr>
-          <w:p>
-            <w:r/>
-            <w:r>
-              <w:rPr>
-                <w:rFonts w:ascii="宋体" w:hAnsi="宋体" w:eastAsia="宋体"/>
-                <w:sz w:val="19"/>
-              </w:rPr>
-              <w:t>陷贼与为官（756—759）</w:t>
-            </w:r>
-          </w:p>
-        </w:tc>
-        <w:tc>
-          <w:tcPr>
-            <w:tcW w:type="dxa" w:w="1701"/>
-          </w:tcPr>
-          <w:p>
-            <w:r/>
-            <w:r>
-              <w:rPr>
-                <w:rFonts w:ascii="宋体" w:hAnsi="宋体" w:eastAsia="宋体"/>
-                <w:sz w:val="19"/>
-              </w:rPr>
-              <w:t>347</w:t>
-            </w:r>
-          </w:p>
-        </w:tc>
-        <w:tc>
-          <w:tcPr>
-            <w:tcW w:type="dxa" w:w="2835"/>
-          </w:tcPr>
-          <w:p>
-            <w:r/>
-            <w:r>
-              <w:rPr>
-                <w:rFonts w:ascii="宋体" w:hAnsi="宋体" w:eastAsia="宋体"/>
-                <w:sz w:val="19"/>
-              </w:rPr>
-              <w:t>密</w:t>
-            </w:r>
-          </w:p>
-        </w:tc>
-      </w:tr>
-      <w:tr>
-        <w:tc>
-          <w:tcPr>
-            <w:tcW w:type="dxa" w:w="3628"/>
-          </w:tcPr>
-          <w:p>
-            <w:r/>
-            <w:r>
-              <w:rPr>
-                <w:rFonts w:ascii="宋体" w:hAnsi="宋体" w:eastAsia="宋体"/>
-                <w:sz w:val="19"/>
-              </w:rPr>
-              <w:t>漂泊西南（760—765）</w:t>
-            </w:r>
-          </w:p>
-        </w:tc>
-        <w:tc>
-          <w:tcPr>
-            <w:tcW w:type="dxa" w:w="1701"/>
-          </w:tcPr>
-          <w:p>
-            <w:r/>
-            <w:r>
-              <w:rPr>
-                <w:rFonts w:ascii="宋体" w:hAnsi="宋体" w:eastAsia="宋体"/>
-                <w:sz w:val="19"/>
-              </w:rPr>
-              <w:t>249</w:t>
-            </w:r>
-          </w:p>
-        </w:tc>
-        <w:tc>
-          <w:tcPr>
-            <w:tcW w:type="dxa" w:w="2835"/>
-          </w:tcPr>
-          <w:p>
-            <w:r/>
-            <w:r>
-              <w:rPr>
-                <w:rFonts w:ascii="宋体" w:hAnsi="宋体" w:eastAsia="宋体"/>
-                <w:sz w:val="19"/>
-              </w:rPr>
-              <w:t>中</w:t>
-            </w:r>
-          </w:p>
-        </w:tc>
-      </w:tr>
-      <w:tr>
-        <w:tc>
-          <w:tcPr>
-            <w:tcW w:type="dxa" w:w="3628"/>
-          </w:tcPr>
-          <w:p>
-            <w:r/>
-            <w:r>
-              <w:rPr>
-                <w:rFonts w:ascii="宋体" w:hAnsi="宋体" w:eastAsia="宋体"/>
-                <w:sz w:val="19"/>
-              </w:rPr>
-              <w:t>流寓湖湘（766—770）</w:t>
-            </w:r>
-          </w:p>
-        </w:tc>
-        <w:tc>
-          <w:tcPr>
-            <w:tcW w:type="dxa" w:w="1701"/>
-          </w:tcPr>
-          <w:p>
-            <w:r/>
-            <w:r>
-              <w:rPr>
-                <w:rFonts w:ascii="宋体" w:hAnsi="宋体" w:eastAsia="宋体"/>
-                <w:sz w:val="19"/>
-              </w:rPr>
-              <w:t>613</w:t>
-            </w:r>
-          </w:p>
-        </w:tc>
-        <w:tc>
-          <w:tcPr>
-            <w:tcW w:type="dxa" w:w="2835"/>
-          </w:tcPr>
-          <w:p>
-            <w:r/>
-            <w:r>
-              <w:rPr>
-                <w:rFonts w:ascii="宋体" w:hAnsi="宋体" w:eastAsia="宋体"/>
-                <w:sz w:val="19"/>
-              </w:rPr>
-              <w:t>最密</w:t>
-            </w:r>
-          </w:p>
-        </w:tc>
-      </w:tr>
-    </w:tbl>
-    <w:p/>
-    <w:p>
-      <w:pPr>
-        <w:ind w:firstLine="420"/>
-      </w:pPr>
-      <w:r>
-        <w:rPr>
-          <w:rFonts w:ascii="宋体" w:hAnsi="宋体" w:eastAsia="宋体"/>
-          <w:sz w:val="21"/>
-        </w:rPr>
-        <w:t>最外圈有 613 首，接近全集的四成。也就是说，把镜头往外推，会看到他的产量与他的漂泊同步上升——这是可以自己飞一趟验证的：从原点往外飞，星越来越密，颜色越来越冷。</w:t>
-      </w:r>
-    </w:p>
-    <w:p>
-      <w:pPr>
-        <w:pStyle w:val="Heading1"/>
-      </w:pPr>
-      <w:r>
-        <w:t>九、检索与连线：每条线都要答得出"凭什么连"</w:t>
-      </w:r>
-    </w:p>
-    <w:p>
-      <w:pPr>
-        <w:ind w:firstLine="420"/>
-      </w:pPr>
-      <w:r>
-        <w:rPr>
-          <w:rFonts w:ascii="宋体" w:hAnsi="宋体" w:eastAsia="宋体"/>
-          <w:sz w:val="21"/>
-        </w:rPr>
-        <w:t>检索一个意象（例如"月"），命中的诗会整片亮起来。命中数不超过 90 首时，视野内相邻的两颗会连线；每条线的含义都只有一条：两首都含这个词。</w:t>
-      </w:r>
-    </w:p>
-    <w:p>
-      <w:pPr>
-        <w:ind w:firstLine="420"/>
-      </w:pPr>
-      <w:r>
-        <w:rPr>
-          <w:rFonts w:ascii="宋体" w:hAnsi="宋体" w:eastAsia="宋体"/>
-          <w:sz w:val="21"/>
-        </w:rPr>
-        <w:t>这里的克制是有意的。一次搜"风"会命中五百多首，如果两两相连，屏幕会被上千条金线织成网，反而什么也读不出来。所以超过 90 首只点亮、不连线——"多"本身也是一种信息：它告诉你这个词在他的世界里有多重。</w:t>
-      </w:r>
-    </w:p>
-    <w:p>
-      <w:pPr>
-        <w:pStyle w:val="Heading1"/>
-      </w:pPr>
-      <w:r>
-        <w:t>十、课堂用法：三个十五分钟</w:t>
-      </w:r>
-    </w:p>
-    <w:p>
-      <w:pPr>
-        <w:pStyle w:val="Heading2"/>
-      </w:pPr>
-      <w:r>
-        <w:t>环节一：找"月"（15 分钟）</w:t>
-      </w:r>
-    </w:p>
-    <w:p>
-      <w:pPr>
-        <w:ind w:firstLine="420"/>
-      </w:pPr>
-      <w:r>
-        <w:rPr>
-          <w:rFonts w:ascii="宋体" w:hAnsi="宋体" w:eastAsia="宋体"/>
-          <w:sz w:val="21"/>
-        </w:rPr>
-        <w:t>在检索框输入"月"，命中 236 首。让学生看这 236 颗星分布在哪里：集中于外圈还是内圈？再输入"秋"（314 首），比较两片的交集。讨论：为什么"月"与"秋"不是同一片天空？</w:t>
-      </w:r>
-    </w:p>
-    <w:p>
-      <w:pPr>
-        <w:pStyle w:val="Heading2"/>
-      </w:pPr>
-      <w:r>
-        <w:t>环节二：点开《登高》（15 分钟）</w:t>
-      </w:r>
-    </w:p>
-    <w:p>
-      <w:pPr>
-        <w:ind w:firstLine="420"/>
-      </w:pPr>
-      <w:r>
-        <w:rPr>
-          <w:rFonts w:ascii="宋体" w:hAnsi="宋体" w:eastAsia="宋体"/>
-          <w:sz w:val="21"/>
-        </w:rPr>
-        <w:t>点开诗卡，读竖排原诗，再看"依据"里的词条命中与"近邻"里的相似诗。问：如果只用一句诗证明"沉郁"，你选哪一句？为什么"万里"与"百年"必须同时出现？</w:t>
-      </w:r>
-    </w:p>
-    <w:p>
-      <w:pPr>
-        <w:pStyle w:val="Heading2"/>
-      </w:pPr>
-      <w:r>
-        <w:t>环节三：飞到最外圈（15 分钟）</w:t>
-      </w:r>
-    </w:p>
-    <w:p>
-      <w:pPr>
-        <w:ind w:firstLine="420"/>
-      </w:pPr>
-      <w:r>
-        <w:rPr>
-          <w:rFonts w:ascii="宋体" w:hAnsi="宋体" w:eastAsia="宋体"/>
-          <w:sz w:val="21"/>
-        </w:rPr>
-        <w:t>按 W 进入遨游，一路往外飞，直到星点转蓝。那里有 613 首晚期作品。讨论：一个人最后五年写下近四成作品，这对"沉郁"是不是另一种解释——不是情绪，是产量与处境。</w:t>
-      </w:r>
-    </w:p>
-    <w:p>
-      <w:pPr>
-        <w:pStyle w:val="Heading1"/>
-      </w:pPr>
-      <w:r>
-        <w:t>十一、边界与诚实声明</w:t>
-      </w:r>
-    </w:p>
-    <w:p>
-      <w:pPr>
-        <w:pStyle w:val="ListBullet"/>
+        <w:spacing w:before="240" w:after="80" w:line="360" w:lineRule="auto"/>
+        <w:jc w:val="left"/>
       </w:pPr>
       <w:r>
         <w:rPr>
           <w:rFonts w:ascii="宋体" w:hAnsi="宋体" w:eastAsia="宋体"/>
           <w:b/>
-          <w:sz w:val="21"/>
+          <w:color w:val="000000"/>
+          <w:sz w:val="24"/>
         </w:rPr>
-        <w:t>时期是推定值</w:t>
-      </w:r>
-      <w:r>
-        <w:rPr>
-          <w:rFonts w:ascii="宋体" w:hAnsi="宋体" w:eastAsia="宋体"/>
-          <w:sz w:val="21"/>
-        </w:rPr>
-        <w:t>：由"地理意象直判 + 语义近邻补全"得到，不是学界编年。它足够用来做分布，不宜用来做具体年份的考据。</w:t>
+        <w:t>一、杜甫：从几首诗看沉郁</w:t>
       </w:r>
     </w:p>
     <w:p>
       <w:pPr>
-        <w:pStyle w:val="ListBullet"/>
+        <w:spacing w:line="360" w:lineRule="auto" w:before="0" w:after="0"/>
+        <w:ind w:firstLine="480" w:firstLineChars="200"/>
+      </w:pPr>
+      <w:r>
+        <w:rPr>
+          <w:rFonts w:ascii="宋体" w:hAnsi="宋体" w:eastAsia="宋体"/>
+          <w:b w:val="0"/>
+          <w:color w:val="000000"/>
+          <w:sz w:val="24"/>
+        </w:rPr>
+        <w:t>《登高》的区别性意象是“浊酒”“酒杯”“落木”“鬓”——“万里悲秋常作客，百年多病独登台”十四个字里，空间、时间、身世、身体四重维度同时压来。《春望》落在“烽火”“白头”，与“国破山河在”相应。《北征》落在“白骨”“衾”“民”，见其以赋为诗的路数。统计口径上，“病”162 次、“愁”176 次、“兵”115 次、“骨”85 次；这些诗在星海里聚成偏暗偏密的区域。五律与七律合计 830 首，占 56.5%，是“顿挫”的收束。</w:t>
+      </w:r>
+    </w:p>
+    <w:p>
+      <w:pPr>
+        <w:spacing w:before="240" w:after="80" w:line="360" w:lineRule="auto"/>
+        <w:jc w:val="left"/>
       </w:pPr>
       <w:r>
         <w:rPr>
           <w:rFonts w:ascii="宋体" w:hAnsi="宋体" w:eastAsia="宋体"/>
           <w:b/>
-          <w:sz w:val="21"/>
+          <w:color w:val="000000"/>
+          <w:sz w:val="24"/>
         </w:rPr>
-        <w:t>机器伪诗不是杜甫</w:t>
-      </w:r>
-      <w:r>
-        <w:rPr>
-          <w:rFonts w:ascii="宋体" w:hAnsi="宋体" w:eastAsia="宋体"/>
-          <w:sz w:val="21"/>
-        </w:rPr>
-        <w:t>：2 万首用杜甫自己的字拼出来的伪诗，在作品里明确标注"机器所写"，它们只用来填满旋臂之间的暗处，表达"一切可能的诗"。</w:t>
+        <w:t>二、杜甫与李白</w:t>
       </w:r>
     </w:p>
     <w:p>
       <w:pPr>
-        <w:pStyle w:val="ListBullet"/>
+        <w:spacing w:line="360" w:lineRule="auto" w:before="0" w:after="0"/>
+        <w:ind w:firstLine="480" w:firstLineChars="200"/>
       </w:pPr>
       <w:r>
         <w:rPr>
           <w:rFonts w:ascii="宋体" w:hAnsi="宋体" w:eastAsia="宋体"/>
-          <w:b/>
-          <w:sz w:val="21"/>
+          <w:b w:val="0"/>
+          <w:color w:val="000000"/>
+          <w:sz w:val="24"/>
         </w:rPr>
-        <w:t>意象词典是自建的</w:t>
-      </w:r>
-      <w:r>
-        <w:rPr>
-          <w:rFonts w:ascii="宋体" w:hAnsi="宋体" w:eastAsia="宋体"/>
-          <w:sz w:val="21"/>
-        </w:rPr>
-        <w:t>：十类、二百余词条，覆盖有限，冷僻词会漏。所有命中都导出成 CSV，漏了可以补。</w:t>
-      </w:r>
-    </w:p>
-    <w:p>
-      <w:pPr>
-        <w:pStyle w:val="ListBullet"/>
-      </w:pPr>
-      <w:r>
-        <w:rPr>
-          <w:rFonts w:ascii="宋体" w:hAnsi="宋体" w:eastAsia="宋体"/>
-          <w:b/>
-          <w:sz w:val="21"/>
-        </w:rPr>
-        <w:t>星团与连线是统计结果</w:t>
-      </w:r>
-      <w:r>
-        <w:rPr>
-          <w:rFonts w:ascii="宋体" w:hAnsi="宋体" w:eastAsia="宋体"/>
-          <w:sz w:val="21"/>
-        </w:rPr>
-        <w:t>：t-SNE 的邻域关系对参数敏感，换随机种子位置会变；因此本作不宣称"杜甫的诗天然长这样"，只宣称"按这套算法，它们长这样，而算法是公开的"。</w:t>
+        <w:t>交游面板收杜甫赠李白诗 11 首，边宽即赠诗数；二人 744 年遇于洛阳，同游梁宋、齐鲁，别后十五年只在诗里相见。作品以严羽《沧浪诗话》“子美不能为太白之飘逸，太白不能为子美之沉郁”为题眼——飘逸与沉郁不是褒贬，是两种面对世界的姿态。作品没有停在引文：点“在星海中查看写给李白的 11 首”，天球只亮这十一颗。它们散在天象时序、器物、动物、植物、身体生命、宗教哲理、人伦交往七类，两两相距的中位数是 0.90，与全图任意两点相当；而每一颗自己又埋在密集的星群里，最近邻只有 0.09。密度上，11 首占全图的 0.75%。于是“沉郁”与“飘逸”有了可比的形式：一个是把一生写成一个密实的球，一个是同一个人散在各处，始终没有自己的星区。</w:t>
       </w:r>
     </w:p>
     <w:sectPr>
       <w:pgSz w:w="11906" w:h="16838"/>
-      <w:pgMar w:top="1247" w:right="1361" w:bottom="1247" w:left="1361" w:header="720" w:footer="720" w:gutter="0"/>
+      <w:pgMar w:top="1440" w:right="1803" w:bottom="1440" w:left="1803" w:header="720" w:footer="720" w:gutter="0"/>
       <w:cols w:space="720"/>
       <w:docGrid w:linePitch="360"/>
     </w:sectPr>
@@ -3497,12 +480,9 @@
     <w:name w:val="Normal"/>
     <w:qFormat/>
     <w:rsid w:val="00FC693F"/>
-    <w:pPr>
-      <w:spacing w:line="384" w:lineRule="auto" w:before="0" w:after="120"/>
-    </w:pPr>
     <w:rPr>
       <w:rFonts w:ascii="宋体" w:hAnsi="宋体" w:eastAsia="宋体"/>
-      <w:sz w:val="21"/>
+      <w:sz w:val="24"/>
     </w:rPr>
   </w:style>
   <w:style w:type="paragraph" w:styleId="Header">
@@ -3560,15 +540,15 @@
     <w:pPr>
       <w:keepNext/>
       <w:keepLines/>
-      <w:spacing w:before="280" w:after="120"/>
+      <w:spacing w:before="480" w:after="0"/>
       <w:outlineLvl w:val="0"/>
     </w:pPr>
     <w:rPr>
-      <w:rFonts w:asciiTheme="majorHAnsi" w:eastAsiaTheme="majorEastAsia" w:hAnsiTheme="majorHAnsi" w:cstheme="majorBidi" w:ascii="黑体" w:hAnsi="黑体" w:eastAsia="黑体"/>
+      <w:rFonts w:asciiTheme="majorHAnsi" w:eastAsiaTheme="majorEastAsia" w:hAnsiTheme="majorHAnsi" w:cstheme="majorBidi"/>
       <w:b/>
       <w:bCs/>
-      <w:color w:val="1A1A1A"/>
-      <w:sz w:val="30"/>
+      <w:color w:val="365F91" w:themeColor="accent1" w:themeShade="BF"/>
+      <w:sz w:val="28"/>
       <w:szCs w:val="28"/>
     </w:rPr>
   </w:style>
@@ -3584,15 +564,15 @@
     <w:pPr>
       <w:keepNext/>
       <w:keepLines/>
-      <w:spacing w:before="200" w:after="120"/>
+      <w:spacing w:before="200" w:after="0"/>
       <w:outlineLvl w:val="1"/>
     </w:pPr>
     <w:rPr>
-      <w:rFonts w:asciiTheme="majorHAnsi" w:eastAsiaTheme="majorEastAsia" w:hAnsiTheme="majorHAnsi" w:cstheme="majorBidi" w:ascii="黑体" w:hAnsi="黑体" w:eastAsia="黑体"/>
+      <w:rFonts w:asciiTheme="majorHAnsi" w:eastAsiaTheme="majorEastAsia" w:hAnsiTheme="majorHAnsi" w:cstheme="majorBidi"/>
       <w:b/>
       <w:bCs/>
-      <w:color w:val="1A1A1A"/>
-      <w:sz w:val="24"/>
+      <w:color w:val="4F81BD" w:themeColor="accent1"/>
+      <w:sz w:val="26"/>
       <w:szCs w:val="26"/>
     </w:rPr>
   </w:style>
